--- a/rapports/16_02_2026/ABD/coh_EQ16_sup_043101000256.docx
+++ b/rapports/16_02_2026/ABD/coh_EQ16_sup_043101000256.docx
@@ -25,7 +25,7 @@
         <w:br/>
         <w:t>Grappe: 043101000256</w:t>
         <w:br/>
-        <w:t>Date: 16/02/2026 a 12:40</w:t>
+        <w:t>Date: 16/02/2026 a 12:58</w:t>
       </w:r>
     </w:p>
     <w:p/>
@@ -1029,9 +1029,9 @@
         <w:rPr>
           <w:sz w:val="20"/>
         </w:rPr>
-        <w:t xml:space="preserve">- Le montant dépensé de L'entreprise transporteur pour l'achat de ces marchandises revendues en état, sans transformation ne peut être supérieur aux montants obtenus sur la revente de marchandises achetées et revendues en état au cours des 30 derniers jours ou durant le dernier mois où l'entreprise a fonctionné (s10q47 &gt; s10q46), prière de corriger. Incohérence! L'entreprise transporteur a depensé pour l'achat des marchandises revendues en état (s10q47 different de 0) mais dit n'avoir réçu aucune somme sur la revente de ces marchandises achetées et revendues en état (s10q46 est égal à 0), prière de fournir d'effort pour estimer le montant obtenu sur la revente de ces marchandises achetées et revendues en état. Le montant obtenus sur les services rendus par l'entreprise transporteur au cours des 30 derniers jours ou durant le dernier mois où l'entreprise a fonctionné n'a pas été renseigné, prière de mettre de 0 si l'entreprise n'a pas rendu de service. Prière de renseigner les montants dans les champs (s10q46 s10q47 s10q48 s10q49 s10q50 s10q51 s10q52 s10q53 s10q54 s10q55 s10q56 s10q57), mettre 0 si l'entreprise transporteur n'a pas effectué des dépenses ou faire des reventes des marchandises ou des produits ou rendre de service.La main d'oeuvre familiale pour Marie therese faye ayant travaillé dans cette entreprise transporteur aucours des 12 derniers mois n'est pas renseigner. Prière de reneigner toutes les informations qui lui concerne. La main d'oeuvre sariale de Marie therese faye ayant travaillé dans cette entreprise transporteur aucours des 30 derniers jours n'est pas renseigner. Prière de reneigner toutes les informations qui lui concerne. </w:t>
+        <w:t xml:space="preserve">- Le montant dépensé de L'entreprise transporteur pour l'achat de ces marchandises revendues en état, sans transformation ne peut être supérieur aux montants obtenus sur la revente de marchandises achetées et revendues en état au cours des 30 derniers jours ou durant le dernier mois où l'entreprise a fonctionné (s10q47 &gt; s10q46), prière de corriger. Incohérence! L'entreprise transporteur a depensé pour l'achat des marchandises revendues en état (s10q47 different de 0) mais dit n'avoir réçu aucune somme sur la revente de ces marchandises achetées et revendues en état (s10q46 est égal à 0), prière de fournir d'effort pour estimer le montant obtenu sur la revente de ces marchandises achetées et revendues en état. Le montant obtenus sur les services rendus par l'entreprise transporteur au cours des 30 derniers jours ou durant le dernier mois où l'entreprise a fonctionné n'a pas été renseigné, prière de mettre de 0 si l'entreprise n'a pas rendu de service. Prière de renseigner les montants dans les champs (s10q46 s10q47 s10q48 s10q49 s10q50 s10q51 s10q52 s10q53 s10q54 s10q55 s10q56 s10q57), mettre 0 si l'entreprise transporteur n'a pas effectué des dépenses ou faire des reventes des marchandises ou des produits ou rendre de service.La main d'oeuvre familiale pour Néne fall ayant travaillé dans cette entreprise transporteur aucours des 12 derniers mois n'est pas renseigner. Prière de reneigner toutes les informations qui lui concerne. La main d'oeuvre sariale de Néne fall ayant travaillé dans cette entreprise transporteur aucours des 30 derniers jours n'est pas renseigner. Prière de reneigner toutes les informations qui lui concerne. </w:t>
         <w:br/>
-        <w:t>- Les informations sur ces entrepises non agricole manquent, prière de les renseigner. Le montant obtenus sur les services rendus par l'entreprise commerce de poisson au cours des 30 derniers jours ou durant le dernier mois où l'entreprise a fonctionné n'a pas été renseigné, prière de mettre de 0 si l'entreprise n'a pas rendu de service. Prière de renseigner les montants dans les champs (s10q46 s10q47 s10q48 s10q49 s10q50 s10q51 s10q52 s10q53 s10q54 s10q55 s10q56 s10q57), mettre 0 si l'entreprise commerce de poisson n'a pas effectué des dépenses ou faire des reventes des marchandises ou des produits ou rendre de service.Cette entreprise commerce de poisson dit avoir obtenu une valeur sur les marchandises vendu en etat, les marchandises vendu après transformation et les services rendus. Prière de corriger. Cette entreprise commerce de poisson dit avoir obtenu une valeur sur les marchandises vendu en etat et les marchandises vendu après transformation. L'entreprise commerce de poisson est généralement une entreprise commerciale ou de service dont elle ne depense pas en achat de matières premières.Elle ne transforme pas de produit donc ne peut pas obtenir un montant sur la vente des produits transformés (10.48 ou 10.49). Prière de mettre 0 pour ces questions si elles ne font pas de transformation. La main d'oeuvre familiale pour Fatou  dieng ayant travaillé dans cette entreprise commerce de poisson aucours des 12 derniers mois n'est pas renseigner. Prière de reneigner toutes les informations qui lui concerne. La main d'oeuvre sariale de Fatou  dieng ayant travaillé dans cette entreprise commerce de poisson aucours des 30 derniers jours n'est pas renseigner. Prière de reneigner toutes les informations qui lui concerne.</w:t>
+        <w:t>- Les informations sur ces entrepises non agricole manquent, prière de les renseigner. Le montant obtenus sur les services rendus par l'entreprise commerce de poisson au cours des 30 derniers jours ou durant le dernier mois où l'entreprise a fonctionné n'a pas été renseigné, prière de mettre de 0 si l'entreprise n'a pas rendu de service. Prière de renseigner les montants dans les champs (s10q46 s10q47 s10q48 s10q49 s10q50 s10q51 s10q52 s10q53 s10q54 s10q55 s10q56 s10q57), mettre 0 si l'entreprise commerce de poisson n'a pas effectué des dépenses ou faire des reventes des marchandises ou des produits ou rendre de service.Cette entreprise commerce de poisson dit avoir obtenu une valeur sur les marchandises vendu en etat, les marchandises vendu après transformation et les services rendus. Prière de corriger. Cette entreprise commerce de poisson dit avoir obtenu une valeur sur les marchandises vendu en etat et les marchandises vendu après transformation. L'entreprise commerce de poisson est généralement une entreprise commerciale ou de service dont elle ne depense pas en achat de matières premières.Elle ne transforme pas de produit donc ne peut pas obtenir un montant sur la vente des produits transformés (10.48 ou 10.49). Prière de mettre 0 pour ces questions si elles ne font pas de transformation. La main d'oeuvre familiale pour Cheikh omar fall ayant travaillé dans cette entreprise commerce de poisson aucours des 12 derniers mois n'est pas renseigner. Prière de reneigner toutes les informations qui lui concerne. La main d'oeuvre sariale de Cheikh omar fall ayant travaillé dans cette entreprise commerce de poisson aucours des 30 derniers jours n'est pas renseigner. Prière de reneigner toutes les informations qui lui concerne.</w:t>
       </w:r>
     </w:p>
     <w:p>
@@ -1672,7 +1672,7 @@
         <w:br/>
         <w:t xml:space="preserve">- Le montant dépensé de L'entreprise Commerce de vaisselle pour l'achat de ces marchandises revendues en état, sans transformation ne peut être supérieur aux montants obtenus sur la revente de marchandises achetées et revendues en état au cours des 30 derniers jours ou durant le dernier mois où l'entreprise a fonctionné (s10q47 &gt; s10q46), prière de corriger. </w:t>
         <w:br/>
-        <w:t>- Le montant obtenus sur les services rendus par l'entreprise activite tollier au cours des 30 derniers jours ou durant le dernier mois où l'entreprise a fonctionné n'a pas été renseigné, prière de mettre de 0 si l'entreprise n'a pas rendu de service. Prière de renseigner les montants dans les champs (s10q46 s10q47 s10q48 s10q49 s10q50 s10q51 s10q52 s10q53 s10q54 s10q55 s10q56 s10q57), mettre 0 si l'entreprise activite tollier n'a pas effectué des dépenses ou faire des reventes des marchandises ou des produits ou rendre de service.Cette entreprise activite tollier dit avoir obtenu une valeur sur les marchandises vendu en etat, les marchandises vendu après transformation et les services rendus. Prière de corriger. Cette entreprise activite tollier dit avoir obtenu une valeur sur les marchandises vendu en etat et les marchandises vendu après transformation. La main d'oeuvre familiale pour cheikh tidiane pene ayant travaillé dans cette entreprise activite tollier aucours des 12 derniers mois n'est pas renseigner. Prière de reneigner toutes les informations qui lui concerne. La main d'oeuvre sariale de cheikh tidiane pene ayant travaillé dans cette entreprise activite tollier aucours des 30 derniers jours n'est pas renseigner. Prière de reneigner toutes les informations qui lui concerne.</w:t>
+        <w:t>- Le montant obtenus sur les services rendus par l'entreprise activite tollier au cours des 30 derniers jours ou durant le dernier mois où l'entreprise a fonctionné n'a pas été renseigné, prière de mettre de 0 si l'entreprise n'a pas rendu de service. Prière de renseigner les montants dans les champs (s10q46 s10q47 s10q48 s10q49 s10q50 s10q51 s10q52 s10q53 s10q54 s10q55 s10q56 s10q57), mettre 0 si l'entreprise activite tollier n'a pas effectué des dépenses ou faire des reventes des marchandises ou des produits ou rendre de service.Cette entreprise activite tollier dit avoir obtenu une valeur sur les marchandises vendu en etat, les marchandises vendu après transformation et les services rendus. Prière de corriger. Cette entreprise activite tollier dit avoir obtenu une valeur sur les marchandises vendu en etat et les marchandises vendu après transformation. La main d'oeuvre familiale pour ousmane pene ayant travaillé dans cette entreprise activite tollier aucours des 12 derniers mois n'est pas renseigner. Prière de reneigner toutes les informations qui lui concerne. La main d'oeuvre sariale de ousmane pene ayant travaillé dans cette entreprise activite tollier aucours des 30 derniers jours n'est pas renseigner. Prière de reneigner toutes les informations qui lui concerne.</w:t>
       </w:r>
     </w:p>
     <w:p>
@@ -5220,7 +5220,7 @@
         </w:rPr>
         <w:t xml:space="preserve">- Le montant dépensé de l'entreprise confection tailleur en achat de matières premières pour les produits vendus au cours des 30 derniers jours ou durant le dernier mois où l'entreprise a fonctionné ne peut pas être supéreur aux montants obtenus sur la vente de produits transformés par l'entreprise au cours de cette même période où l'entreprise a fonctionné (s10q49 &gt; s10q48), prière de corriger. L'entreprise confection tailleur a depensé en achat de matières premières pour les produits vendus (s10q49 different de 0) mais dit n'avoir réçu aucune somme sur la vente de produits transformés (s10q48 est égal à 0), prière de fournir de l'effort pour estimer le montant obtenu sur la vente vente de produits transformés. La main d'oeuvre familiale pour khady sow ayant travaillé dans cette entreprise confection tailleur aucours des 12 derniers mois n'est pas renseigner. Prière de reneigner toutes les informations qui lui concerne. La main d'oeuvre sariale de khady sow ayant travaillé dans cette entreprise confection tailleur aucours des 30 derniers jours n'est pas renseigner. Prière de reneigner toutes les informations qui lui concerne. </w:t>
         <w:br/>
-        <w:t>- Prière de renseigner les montants dans les champs (s10q46 s10q47 s10q48 s10q49 s10q50 s10q51 s10q52 s10q53 s10q54 s10q55 s10q56 s10q57), mettre 0 si l'entreprise transformation thiere n'a pas effectué des dépenses ou faire des reventes des marchandises ou des produits ou rendre de service.Cette entreprise transformation thiere dit avoir obtenu une valeur sur les marchandises vendu en etat, les marchandises vendu après transformation et les services rendus. Prière de corriger. Cette entreprise transformation thiere dit avoir obtenu une valeur sur les marchandises vendu en etat et les marchandises vendu après transformation. La main d'oeuvre familiale pour ibrahima sow ayant travaillé dans cette entreprise transformation thiere aucours des 12 derniers mois n'est pas renseigner. Prière de reneigner toutes les informations qui lui concerne. La main d'oeuvre sariale de ibrahima sow ayant travaillé dans cette entreprise transformation thiere aucours des 30 derniers jours n'est pas renseigner. Prière de reneigner toutes les informations qui lui concerne.</w:t>
+        <w:t>- Prière de renseigner les montants dans les champs (s10q46 s10q47 s10q48 s10q49 s10q50 s10q51 s10q52 s10q53 s10q54 s10q55 s10q56 s10q57), mettre 0 si l'entreprise transformation thiere n'a pas effectué des dépenses ou faire des reventes des marchandises ou des produits ou rendre de service.Cette entreprise transformation thiere dit avoir obtenu une valeur sur les marchandises vendu en etat, les marchandises vendu après transformation et les services rendus. Prière de corriger. Cette entreprise transformation thiere dit avoir obtenu une valeur sur les marchandises vendu en etat et les marchandises vendu après transformation. La main d'oeuvre familiale pour khady sow ayant travaillé dans cette entreprise transformation thiere aucours des 12 derniers mois n'est pas renseigner. Prière de reneigner toutes les informations qui lui concerne. La main d'oeuvre sariale de khady sow ayant travaillé dans cette entreprise transformation thiere aucours des 30 derniers jours n'est pas renseigner. Prière de reneigner toutes les informations qui lui concerne.</w:t>
       </w:r>
     </w:p>
     <w:p>

--- a/rapports/16_02_2026/ABD/coh_EQ16_sup_043101000256.docx
+++ b/rapports/16_02_2026/ABD/coh_EQ16_sup_043101000256.docx
@@ -25,7 +25,7 @@
         <w:br/>
         <w:t>Grappe: 043101000256</w:t>
         <w:br/>
-        <w:t>Date: 16/02/2026 a 12:58</w:t>
+        <w:t>Date: 16/02/2026 a 13:04</w:t>
       </w:r>
     </w:p>
     <w:p/>
@@ -97,7 +97,7 @@
           </w:tcPr>
           <w:p>
             <w:r>
-              <w:t>10</w:t>
+              <w:t>12</w:t>
             </w:r>
           </w:p>
         </w:tc>
@@ -119,7 +119,7 @@
           </w:tcPr>
           <w:p>
             <w:r>
-              <w:t>27</w:t>
+              <w:t>26</w:t>
             </w:r>
           </w:p>
         </w:tc>
@@ -219,7 +219,7 @@
           </w:tcPr>
           <w:p>
             <w:r>
-              <w:t>10</w:t>
+              <w:t>12</w:t>
             </w:r>
           </w:p>
         </w:tc>
@@ -251,7 +251,39 @@
           </w:tcPr>
           <w:p>
             <w:r>
-              <w:t>10</w:t>
+              <w:t>12</w:t>
+            </w:r>
+          </w:p>
+        </w:tc>
+      </w:tr>
+      <w:tr>
+        <w:tc>
+          <w:tcPr>
+            <w:tcW w:type="dxa" w:w="3324"/>
+          </w:tcPr>
+          <w:p>
+            <w:r>
+              <w:t>Section7b</w:t>
+            </w:r>
+          </w:p>
+        </w:tc>
+        <w:tc>
+          <w:tcPr>
+            <w:tcW w:type="dxa" w:w="3324"/>
+          </w:tcPr>
+          <w:p>
+            <w:r>
+              <w:t>Consommation alimentaire - 7 jours</w:t>
+            </w:r>
+          </w:p>
+        </w:tc>
+        <w:tc>
+          <w:tcPr>
+            <w:tcW w:type="dxa" w:w="3324"/>
+          </w:tcPr>
+          <w:p>
+            <w:r>
+              <w:t>12</w:t>
             </w:r>
           </w:p>
         </w:tc>
@@ -283,7 +315,7 @@
           </w:tcPr>
           <w:p>
             <w:r>
-              <w:t>10</w:t>
+              <w:t>12</w:t>
             </w:r>
           </w:p>
         </w:tc>
@@ -315,7 +347,7 @@
           </w:tcPr>
           <w:p>
             <w:r>
-              <w:t>10</w:t>
+              <w:t>12</w:t>
             </w:r>
           </w:p>
         </w:tc>
@@ -347,7 +379,71 @@
           </w:tcPr>
           <w:p>
             <w:r>
+              <w:t>11</w:t>
+            </w:r>
+          </w:p>
+        </w:tc>
+      </w:tr>
+      <w:tr>
+        <w:tc>
+          <w:tcPr>
+            <w:tcW w:type="dxa" w:w="3324"/>
+          </w:tcPr>
+          <w:p>
+            <w:r>
+              <w:t>Section12</w:t>
+            </w:r>
+          </w:p>
+        </w:tc>
+        <w:tc>
+          <w:tcPr>
+            <w:tcW w:type="dxa" w:w="3324"/>
+          </w:tcPr>
+          <w:p>
+            <w:r>
+              <w:t>Actifs du menage</w:t>
+            </w:r>
+          </w:p>
+        </w:tc>
+        <w:tc>
+          <w:tcPr>
+            <w:tcW w:type="dxa" w:w="3324"/>
+          </w:tcPr>
+          <w:p>
+            <w:r>
               <w:t>9</w:t>
+            </w:r>
+          </w:p>
+        </w:tc>
+      </w:tr>
+      <w:tr>
+        <w:tc>
+          <w:tcPr>
+            <w:tcW w:type="dxa" w:w="3324"/>
+          </w:tcPr>
+          <w:p>
+            <w:r>
+              <w:t>Section4a</w:t>
+            </w:r>
+          </w:p>
+        </w:tc>
+        <w:tc>
+          <w:tcPr>
+            <w:tcW w:type="dxa" w:w="3324"/>
+          </w:tcPr>
+          <w:p>
+            <w:r>
+              <w:t>Emploi</w:t>
+            </w:r>
+          </w:p>
+        </w:tc>
+        <w:tc>
+          <w:tcPr>
+            <w:tcW w:type="dxa" w:w="3324"/>
+          </w:tcPr>
+          <w:p>
+            <w:r>
+              <w:t>8</w:t>
             </w:r>
           </w:p>
         </w:tc>
@@ -379,70 +475,6 @@
           </w:tcPr>
           <w:p>
             <w:r>
-              <w:t>9</w:t>
-            </w:r>
-          </w:p>
-        </w:tc>
-      </w:tr>
-      <w:tr>
-        <w:tc>
-          <w:tcPr>
-            <w:tcW w:type="dxa" w:w="3324"/>
-          </w:tcPr>
-          <w:p>
-            <w:r>
-              <w:t>Section7b</w:t>
-            </w:r>
-          </w:p>
-        </w:tc>
-        <w:tc>
-          <w:tcPr>
-            <w:tcW w:type="dxa" w:w="3324"/>
-          </w:tcPr>
-          <w:p>
-            <w:r>
-              <w:t>Consommation alimentaire - 7 jours</w:t>
-            </w:r>
-          </w:p>
-        </w:tc>
-        <w:tc>
-          <w:tcPr>
-            <w:tcW w:type="dxa" w:w="3324"/>
-          </w:tcPr>
-          <w:p>
-            <w:r>
-              <w:t>8</w:t>
-            </w:r>
-          </w:p>
-        </w:tc>
-      </w:tr>
-      <w:tr>
-        <w:tc>
-          <w:tcPr>
-            <w:tcW w:type="dxa" w:w="3324"/>
-          </w:tcPr>
-          <w:p>
-            <w:r>
-              <w:t>Section4a</w:t>
-            </w:r>
-          </w:p>
-        </w:tc>
-        <w:tc>
-          <w:tcPr>
-            <w:tcW w:type="dxa" w:w="3324"/>
-          </w:tcPr>
-          <w:p>
-            <w:r>
-              <w:t>Emploi</w:t>
-            </w:r>
-          </w:p>
-        </w:tc>
-        <w:tc>
-          <w:tcPr>
-            <w:tcW w:type="dxa" w:w="3324"/>
-          </w:tcPr>
-          <w:p>
-            <w:r>
               <w:t>7</w:t>
             </w:r>
           </w:p>
@@ -455,7 +487,7 @@
           </w:tcPr>
           <w:p>
             <w:r>
-              <w:t>Section12</w:t>
+              <w:t>Section9c</w:t>
             </w:r>
           </w:p>
         </w:tc>
@@ -465,39 +497,7 @@
           </w:tcPr>
           <w:p>
             <w:r>
-              <w:t>Actifs du menage</w:t>
-            </w:r>
-          </w:p>
-        </w:tc>
-        <w:tc>
-          <w:tcPr>
-            <w:tcW w:type="dxa" w:w="3324"/>
-          </w:tcPr>
-          <w:p>
-            <w:r>
-              <w:t>7</w:t>
-            </w:r>
-          </w:p>
-        </w:tc>
-      </w:tr>
-      <w:tr>
-        <w:tc>
-          <w:tcPr>
-            <w:tcW w:type="dxa" w:w="3324"/>
-          </w:tcPr>
-          <w:p>
-            <w:r>
-              <w:t>Section10b</w:t>
-            </w:r>
-          </w:p>
-        </w:tc>
-        <w:tc>
-          <w:tcPr>
-            <w:tcW w:type="dxa" w:w="3324"/>
-          </w:tcPr>
-          <w:p>
-            <w:r>
-              <w:t>caracteristiques entreprise non agricole</w:t>
+              <w:t>Depenses non-alimentaires - 30 jours</w:t>
             </w:r>
           </w:p>
         </w:tc>
@@ -850,7 +850,7 @@
         <w:rPr>
           <w:sz w:val="20"/>
         </w:rPr>
-        <w:t>- Prière de renseigner toutes les informations du ménage dans la section 0 avant d'entamer les autres informations. Il est obligatoire de prendre les coordonnées Gps avant d'administrer le questionnaire. Prière de prendre les coordonnées GPS.</w:t>
+        <w:t>- Le questionnaire semble ne pas être complètement fini mais le questionnaire est en statut complet, prière de compléter le questionnaire. Il est obligatoire de prendre les coordonnées Gps avant d'administrer le questionnaire. Prière de prendre les coordonnées GPS.</w:t>
       </w:r>
     </w:p>
     <w:p>
@@ -958,13 +958,30 @@
         <w:rPr>
           <w:sz w:val="20"/>
         </w:rPr>
-        <w:t xml:space="preserve">- AvertissementBabacar fall  travaille mais les questions relatives à son emploi principal ne sont pas renseignées à 100%, prière de les renseigner. </w:t>
-        <w:br/>
-        <w:t xml:space="preserve">-  Avertissementameth fall  travaille mais les questions relatives à son emploi principal ne sont pas renseignées à 100%, prière de les renseigner. Vous avez sélectionné l'option 'Ne sait pas' pour la catégorie socioprofessionnelle de ameth fall ou vous ne l'avez pas renseigné. prière de corriger. </w:t>
-        <w:br/>
-        <w:t xml:space="preserve">-  Avertissementmame fatou fall  travaille mais les questions relatives à son emploi principal ne sont pas renseignées à 100%, prière de les renseigner. </w:t>
+        <w:t xml:space="preserve">- Attention ! Le nombre de jours que ameth fall a travaillés par mois semble être inférieur à 15. Veuillez, s'il vous plaît, confirmer cette information.  Incohérence! ameth fall  evolue dans l'agriculture mais est  considéré comme salarié ou stagiaire/apprenti non renuméré, prière de revoir la question s04q46 et corriger. </w:t>
         <w:br/>
         <w:t>- Nombre de mois exercé par Marie therese faye dans l'emploi au cours des 12 derniers mois semble faible, veuillez corriger s'il vous plait ou comfirmer avec le QG. Attention! le nombre d'heure que Marie therese faye a travaillé par jour semble être inferieur à 4, veuillez s'il vous plait confirmer cette information avec le QG.</w:t>
+      </w:r>
+    </w:p>
+    <w:p>
+      <w:r>
+        <w:rPr>
+          <w:b/>
+          <w:color w:val="4672C4"/>
+          <w:sz w:val="22"/>
+        </w:rPr>
+        <w:t>&gt;&gt; Section7b - Consommation alimentaire - 7 jours</w:t>
+      </w:r>
+    </w:p>
+    <w:p>
+      <w:pPr>
+        <w:ind w:left="283"/>
+      </w:pPr>
+      <w:r>
+        <w:rPr>
+          <w:sz w:val="20"/>
+        </w:rPr>
+        <w:t>- Attention ! Le prix unitaire d'achat (100 Fcfa) de Piment séché en Sachets (Petit) est relativement élevé par rapport aux autres prix observés dans cette zone. Prière de corriger ou de confirmer avec le QG. Avertissement!!! Le ménage a consommé 7 Paquet Petit de Thé en sachet, cette quantité semble anormale pour une consommation des 7 derniers jours.Prière de corriger ou de confirmer avec le QG. Avertissement!! le prix unitaire (150 Fcfa) de Thé en sachet (unité: Paquet) de taille Petit est très faible ou élevé. Prière de corriger ou de confirmer avec le QG. Attention ! Le prix unitaire d'achat (150 Fcfa) de Thé en sachet en Paquet (Petit) est relativement élevé par rapport aux autres prix observés dans cette zone. Prière de corriger ou de confirmer avec le QG. Incohérence!! Dans ce ménage, chaque individus consomme par jour 38.81943 Kg  de cereale; Prière de revoir les quantités prises de ces produits.</w:t>
       </w:r>
     </w:p>
     <w:p>
@@ -1029,9 +1046,7 @@
         <w:rPr>
           <w:sz w:val="20"/>
         </w:rPr>
-        <w:t xml:space="preserve">- Le montant dépensé de L'entreprise transporteur pour l'achat de ces marchandises revendues en état, sans transformation ne peut être supérieur aux montants obtenus sur la revente de marchandises achetées et revendues en état au cours des 30 derniers jours ou durant le dernier mois où l'entreprise a fonctionné (s10q47 &gt; s10q46), prière de corriger. Incohérence! L'entreprise transporteur a depensé pour l'achat des marchandises revendues en état (s10q47 different de 0) mais dit n'avoir réçu aucune somme sur la revente de ces marchandises achetées et revendues en état (s10q46 est égal à 0), prière de fournir d'effort pour estimer le montant obtenu sur la revente de ces marchandises achetées et revendues en état. Le montant obtenus sur les services rendus par l'entreprise transporteur au cours des 30 derniers jours ou durant le dernier mois où l'entreprise a fonctionné n'a pas été renseigné, prière de mettre de 0 si l'entreprise n'a pas rendu de service. Prière de renseigner les montants dans les champs (s10q46 s10q47 s10q48 s10q49 s10q50 s10q51 s10q52 s10q53 s10q54 s10q55 s10q56 s10q57), mettre 0 si l'entreprise transporteur n'a pas effectué des dépenses ou faire des reventes des marchandises ou des produits ou rendre de service.La main d'oeuvre familiale pour Néne fall ayant travaillé dans cette entreprise transporteur aucours des 12 derniers mois n'est pas renseigner. Prière de reneigner toutes les informations qui lui concerne. La main d'oeuvre sariale de Néne fall ayant travaillé dans cette entreprise transporteur aucours des 30 derniers jours n'est pas renseigner. Prière de reneigner toutes les informations qui lui concerne. </w:t>
-        <w:br/>
-        <w:t>- Les informations sur ces entrepises non agricole manquent, prière de les renseigner. Le montant obtenus sur les services rendus par l'entreprise commerce de poisson au cours des 30 derniers jours ou durant le dernier mois où l'entreprise a fonctionné n'a pas été renseigné, prière de mettre de 0 si l'entreprise n'a pas rendu de service. Prière de renseigner les montants dans les champs (s10q46 s10q47 s10q48 s10q49 s10q50 s10q51 s10q52 s10q53 s10q54 s10q55 s10q56 s10q57), mettre 0 si l'entreprise commerce de poisson n'a pas effectué des dépenses ou faire des reventes des marchandises ou des produits ou rendre de service.Cette entreprise commerce de poisson dit avoir obtenu une valeur sur les marchandises vendu en etat, les marchandises vendu après transformation et les services rendus. Prière de corriger. Cette entreprise commerce de poisson dit avoir obtenu une valeur sur les marchandises vendu en etat et les marchandises vendu après transformation. L'entreprise commerce de poisson est généralement une entreprise commerciale ou de service dont elle ne depense pas en achat de matières premières.Elle ne transforme pas de produit donc ne peut pas obtenir un montant sur la vente des produits transformés (10.48 ou 10.49). Prière de mettre 0 pour ces questions si elles ne font pas de transformation. La main d'oeuvre familiale pour Cheikh omar fall ayant travaillé dans cette entreprise commerce de poisson aucours des 12 derniers mois n'est pas renseigner. Prière de reneigner toutes les informations qui lui concerne. La main d'oeuvre sariale de Cheikh omar fall ayant travaillé dans cette entreprise commerce de poisson aucours des 30 derniers jours n'est pas renseigner. Prière de reneigner toutes les informations qui lui concerne.</w:t>
+        <w:t>- L'entreprise commerce de poisson existe dit n'avoir pas fait la revente de marchandises achetées et revendues en état, aussi le montant obtenus sur la vente de produits transformés par l'entreprise  n'a reçu aucune somme sur les reventes (s10q46=0 &amp; s10q48=0 &amp; s10q50=0); alors s'agit-il de quelle entreprise ?</w:t>
       </w:r>
     </w:p>
     <w:p>
@@ -1073,8 +1088,6 @@
         <w:rPr>
           <w:sz w:val="20"/>
         </w:rPr>
-        <w:t xml:space="preserve">- Attention ! Moto/Vélomoteur/Tricycle à moteur a été achété à 500000 Fcfa est relativement élevé par rapport aux autres prix d'achat observés dans cette zone. Prière de corriger ou de confirmer avec le QG. </w:t>
-        <w:br/>
         <w:t>- Attention ! Ventilateur sur pied a été achété à 60000 Fcfa est relativement élevé par rapport aux autres prix d'achat observés dans cette zone. Prière de corriger ou de confirmer avec le QG. Attention ! Ventilateur sur pied a été revendu à 40000 Fcfa qui est relativement élevé par rapport aux autres prix de revente observés dans cette zone. Prière de corriger ou de confirmer avec le QG.</w:t>
       </w:r>
     </w:p>
@@ -1142,6 +1155,8 @@
         <w:rPr>
           <w:sz w:val="20"/>
         </w:rPr>
+        <w:t xml:space="preserve">- Attention ! Charrettes a été revendu à 250000 Fcfa qui est relativement élevé par rapport aux autres prix de revente observés dans cette zone. Prière de corriger ou de confirmer avec le QG. </w:t>
+        <w:br/>
         <w:t xml:space="preserve">- Attention ! Palangre à Hameçon a été revendu à 30000 Fcfa qui est relativement élevé par rapport aux autres prix de revente observés dans cette zone. Prière de corriger ou de confirmer avec le QG. </w:t>
         <w:br/>
         <w:t xml:space="preserve">- Attention ! Pirogue non-motorisée a été revendu à 200000 Fcfa qui est relativement élevé par rapport aux autres prix de revente observés dans cette zone. Prière de corriger ou de confirmer avec le QG. </w:t>
@@ -1449,12 +1464,16 @@
             <w:tcW w:type="dxa" w:w="3324"/>
           </w:tcPr>
           <w:p>
-            <w:r>
-              <w:rPr>
-                <w:sz w:val="18"/>
-              </w:rPr>
-              <w:t>N/A</w:t>
-            </w:r>
+            <w:r/>
+            <w:hyperlink r:id="rId10">
+              <w:r>
+                <w:rPr>
+                  <w:color w:val="0563C1"/>
+                  <w:u w:val="single"/>
+                </w:rPr>
+                <w:t>khar yalla</w:t>
+              </w:r>
+            </w:hyperlink>
           </w:p>
         </w:tc>
       </w:tr>
@@ -1499,7 +1518,9 @@
         <w:rPr>
           <w:sz w:val="20"/>
         </w:rPr>
-        <w:t>- Avertissement! Veuillez renseigner par oui ou non toutes les modalités de la question s01q47.</w:t>
+        <w:t xml:space="preserve">- Avertissement! Veuillez renseigner par oui ou non toutes les modalités de la question s01q47. </w:t>
+        <w:br/>
+        <w:t>- Attention ! Le montant (5000 Fcfa) dépensé ou reçu en cadeau pour les cartes prépayées, les transferts de crédit et les abonnements de  ousmane pene est relativement élevé par rapport aux autres montants depansés observés dans cette zone. Prière de corriger ou de confirmer avec le QG.</w:t>
       </w:r>
     </w:p>
     <w:p>
@@ -1528,7 +1549,7 @@
         <w:br/>
         <w:t xml:space="preserve">- Peu probable! Mouhamed pene  n'arrive pas  à comprendre un petit texte lu dans une langue locale (s02q03). Veuillez corriger ou donner des explications au QG. Incohérence!! Mouhamed pene fréquente l'école  mais ne paie ni la scolarité ni la cotisation, prière de corriger ou fournir une explication à cela. Dans les milieux urbains c'est peu probable de voir une école dont les élèves ou étudiants ne dépensent pas en frais d'uniformes, prière de verifier pour Mouhamed pene et corriger ou confirmer avec le QG. </w:t>
         <w:br/>
-        <w:t xml:space="preserve">- Peu probable! cheikh tidiane pene  n'arrive pas  à comprendre un petit texte lu dans une langue locale (s02q03). Veuillez corriger ou donner des explications au QG. La raison principale que cheikh tidiane pene n'a pas été à l'école entre 2024/2025 est exclus et semble exister dans les modalités, prière de prendre attache avec le QG pour plus d'explication afin de la classer bien. </w:t>
+        <w:t xml:space="preserve">- Peu probable! cheikh tidiane pene  n'arrive pas  à comprendre un petit texte lu dans une langue locale (s02q03). Veuillez corriger ou donner des explications au QG. </w:t>
         <w:br/>
         <w:t xml:space="preserve">- Peu probable! coumba sarr  n'arrive pas  à comprendre un petit texte lu dans une langue locale (s02q03). Veuillez corriger ou donner des explications au QG. Peu probable! coumba sarr  ne sait ni lire, ni écrire, ni comprendre dans aucune des langues  (s02q01,s02q02,s02q03). Veuillez corriger ou donner des explications au QG. </w:t>
         <w:br/>
@@ -1576,15 +1597,7 @@
         <w:rPr>
           <w:sz w:val="20"/>
         </w:rPr>
-        <w:t xml:space="preserve">- AvertissementElhadji youssoupha pene  travaille mais les questions relatives à son emploi principal ne sont pas renseignées à 100%, prière de les renseigner. </w:t>
-        <w:br/>
-        <w:t xml:space="preserve">-  AvertissementMaguette seck pene  travaille mais les questions relatives à son emploi principal ne sont pas renseignées à 100%, prière de les renseigner. </w:t>
-        <w:br/>
-        <w:t xml:space="preserve">-  Avertissementcheikh tidiane pene  travaille mais les questions relatives à son emploi principal ne sont pas renseignées à 100%, prière de les renseigner. Vous avez sélectionné l'option 'Ne sait pas' pour la catégorie socioprofessionnelle de cheikh tidiane pene ou vous ne l'avez pas renseigné. prière de corriger. </w:t>
-        <w:br/>
-        <w:t xml:space="preserve">-  Avertissementcoumba sarr  travaille mais les questions relatives à son emploi principal ne sont pas renseignées à 100%, prière de les renseigner. Attention! le nombre d'heure que coumba sarr a travaillé par jour semble être inferieur à 4, veuillez s'il vous plait confirmer cette information avec le QG. </w:t>
-        <w:br/>
-        <w:t>-  Avertissementserigne babacar pene  travaille mais les questions relatives à son emploi principal ne sont pas renseignées à 100%, prière de les renseigner.</w:t>
+        <w:t>- || Attention! le nombre d'heure que coumba sarr a travaillé par jour semble être inferieur à 4, veuillez s'il vous plait confirmer cette information avec le QG.</w:t>
       </w:r>
     </w:p>
     <w:p>
@@ -1594,7 +1607,7 @@
           <w:color w:val="4672C4"/>
           <w:sz w:val="22"/>
         </w:rPr>
-        <w:t>&gt;&gt; Section6 - Epargne et credit</w:t>
+        <w:t>&gt;&gt; Section4c - Emploi - Activite secondaire</w:t>
       </w:r>
     </w:p>
     <w:p>
@@ -1605,7 +1618,7 @@
         <w:rPr>
           <w:sz w:val="20"/>
         </w:rPr>
-        <w:t>- Il est impératif de renseigner la question : #Est-ce que ousmane pene possède un compte dans les établissements financiers suivants ou une carte prépayée ?# même si la personne ne dispose pas de compte, veuillez les renseigner s'il vous plaît.</w:t>
+        <w:t>- Attention ! Le nombre de jours que ousmane pene a travaillés par mois semble être inférieur à 15. Veuillez, s'il vous plaît, confirmer cette information.</w:t>
       </w:r>
     </w:p>
     <w:p>
@@ -1615,7 +1628,7 @@
           <w:color w:val="4672C4"/>
           <w:sz w:val="22"/>
         </w:rPr>
-        <w:t>&gt;&gt; Section7a2 - Repas pris a l'exterieur du menage</w:t>
+        <w:t>&gt;&gt; Section7b - Consommation alimentaire - 7 jours</w:t>
       </w:r>
     </w:p>
     <w:p>
@@ -1626,28 +1639,7 @@
         <w:rPr>
           <w:sz w:val="20"/>
         </w:rPr>
-        <w:t>- La section sur le repas pris à l'extérieur du ménage du membre ousmane pene n'est pas renseignée à 100 %. Prière de vérifier l'ensemble des questions relatives à ce membre et de les renseigner en totalité.</w:t>
-      </w:r>
-    </w:p>
-    <w:p>
-      <w:r>
-        <w:rPr>
-          <w:b/>
-          <w:color w:val="4672C4"/>
-          <w:sz w:val="22"/>
-        </w:rPr>
-        <w:t>&gt;&gt; Section9b - Depenses non-alimentaires - 7 jours</w:t>
-      </w:r>
-    </w:p>
-    <w:p>
-      <w:pPr>
-        <w:ind w:left="283"/>
-      </w:pPr>
-      <w:r>
-        <w:rPr>
-          <w:sz w:val="20"/>
-        </w:rPr>
-        <w:t>- Peu plausible! le montant de la dépense pour Essence pour motocyclette est trop élevé. Veuillez, s'il vous plaît, confirmer cette information avec le QG ou la corriger s09Bq03.</w:t>
+        <w:t>- Avertissement!! La quantité (3.25 litre) du produit Huile de soja  consommée  par le ménage semble très élevé, prière de corriger ou confirmer avec le QG. Incohérence!! Dans ce ménage, chaque individus consomme par jour 43.97514 Kg  de cereale; Prière de revoir les quantités prises de ces produits.</w:t>
       </w:r>
     </w:p>
     <w:p>
@@ -1672,7 +1664,7 @@
         <w:br/>
         <w:t xml:space="preserve">- Le montant dépensé de L'entreprise Commerce de vaisselle pour l'achat de ces marchandises revendues en état, sans transformation ne peut être supérieur aux montants obtenus sur la revente de marchandises achetées et revendues en état au cours des 30 derniers jours ou durant le dernier mois où l'entreprise a fonctionné (s10q47 &gt; s10q46), prière de corriger. </w:t>
         <w:br/>
-        <w:t>- Le montant obtenus sur les services rendus par l'entreprise activite tollier au cours des 30 derniers jours ou durant le dernier mois où l'entreprise a fonctionné n'a pas été renseigné, prière de mettre de 0 si l'entreprise n'a pas rendu de service. Prière de renseigner les montants dans les champs (s10q46 s10q47 s10q48 s10q49 s10q50 s10q51 s10q52 s10q53 s10q54 s10q55 s10q56 s10q57), mettre 0 si l'entreprise activite tollier n'a pas effectué des dépenses ou faire des reventes des marchandises ou des produits ou rendre de service.Cette entreprise activite tollier dit avoir obtenu une valeur sur les marchandises vendu en etat, les marchandises vendu après transformation et les services rendus. Prière de corriger. Cette entreprise activite tollier dit avoir obtenu une valeur sur les marchandises vendu en etat et les marchandises vendu après transformation. La main d'oeuvre familiale pour ousmane pene ayant travaillé dans cette entreprise activite tollier aucours des 12 derniers mois n'est pas renseigner. Prière de reneigner toutes les informations qui lui concerne. La main d'oeuvre sariale de ousmane pene ayant travaillé dans cette entreprise activite tollier aucours des 30 derniers jours n'est pas renseigner. Prière de reneigner toutes les informations qui lui concerne.</w:t>
+        <w:t>- Veuillez, s'il vous plaît, donner une valeur exacte ou estimée du montant à renseigner different de 9999 dans les champs s1046 à s10q57 pour activite tollier.</w:t>
       </w:r>
     </w:p>
     <w:p>
@@ -1745,27 +1737,6 @@
           <w:color w:val="4672C4"/>
           <w:sz w:val="22"/>
         </w:rPr>
-        <w:t>&gt;&gt; Section15 - Filets sociaux</w:t>
-      </w:r>
-    </w:p>
-    <w:p>
-      <w:pPr>
-        <w:ind w:left="283"/>
-      </w:pPr>
-      <w:r>
-        <w:rPr>
-          <w:sz w:val="20"/>
-        </w:rPr>
-        <w:t>- Prière de renseigner Travaux publics à haute intensité de main-d'oeuvre (Cash for work)  dans la section 15, même si le ménage n'a pas eu de programme entendu, prendre non et renseigner le reste des questions.</w:t>
-      </w:r>
-    </w:p>
-    <w:p>
-      <w:r>
-        <w:rPr>
-          <w:b/>
-          <w:color w:val="4672C4"/>
-          <w:sz w:val="22"/>
-        </w:rPr>
         <w:t>&gt;&gt; Section16a - Champs et parcelles</w:t>
       </w:r>
     </w:p>
@@ -1778,27 +1749,6 @@
           <w:sz w:val="20"/>
         </w:rPr>
         <w:t>- La section 16 du ménage de Elhadji youssoupha pene n'est pas renseigné, prière de renseigner.</w:t>
-      </w:r>
-    </w:p>
-    <w:p>
-      <w:r>
-        <w:rPr>
-          <w:b/>
-          <w:color w:val="4672C4"/>
-          <w:sz w:val="22"/>
-        </w:rPr>
-        <w:t>&gt;&gt; Section17 - Elevage</w:t>
-      </w:r>
-    </w:p>
-    <w:p>
-      <w:pPr>
-        <w:ind w:left="283"/>
-      </w:pPr>
-      <w:r>
-        <w:rPr>
-          <w:sz w:val="20"/>
-        </w:rPr>
-        <w:t>- Attention ! Le ménage a acheté 1 Ovins (Moutons) à 110000 donc un prix unitaire d'achat (110000 Fcfa) qui  est relativement elevé par rapport aux autres prix observés dans cette zone. Prière de corriger ou de confirmer avec le QG.</w:t>
       </w:r>
     </w:p>
     <w:p>
@@ -2102,7 +2052,7 @@
           </w:tcPr>
           <w:p>
             <w:r/>
-            <w:hyperlink r:id="rId10">
+            <w:hyperlink r:id="rId11">
               <w:r>
                 <w:rPr>
                   <w:color w:val="0563C1"/>
@@ -2255,7 +2205,7 @@
         <w:rPr>
           <w:sz w:val="20"/>
         </w:rPr>
-        <w:t>- Le ménage a consommé  mais les informations sur la quantité, l'unité ou la taille ne sont pas renseignées.Prière de renseigner. Le ménage a consommé Ail mais les informations sur la quantité, l'unité ou la taille ne sont pas renseignées.Prière de renseigner. Le ménage a consommé Arachides grillées décortiquées mais les informations sur la quantité, l'unité ou la taille ne sont pas renseignées.Prière de renseigner. Le ménage a consommé Aubergine   mais les informations sur la quantité, l'unité ou la taille ne sont pas renseignées.Prière de renseigner. Le ménage a consommé Aubergine sauvage  mais les informations sur la quantité, l'unité ou la taille ne sont pas renseignées.Prière de renseigner. Le ménage a consommé Banane douce mais les informations sur la quantité, l'unité ou la taille ne sont pas renseignées.Prière de renseigner. Le ménage a consommé Biscuits mais les informations sur la quantité, l'unité ou la taille ne sont pas renseignées.Prière de renseigner. Le ménage a consommé Café en poudre soluble mais les informations sur la quantité, l'unité ou la taille ne sont pas renseignées.Prière de renseigner. Le ménage a consommé Capitaine frais mais les informations sur la quantité, l'unité ou la taille ne sont pas renseignées.Prière de renseigner. Le ménage a consommé Caramel, bonbons, confiseries, etc. mais les informations sur la quantité, l'unité ou la taille ne sont pas renseignées.Prière de renseigner. Le ménage a consommé Carotte mais les informations sur la quantité, l'unité ou la taille ne sont pas renseignées.Prière de renseigner. Le ménage a consommé Choux mais les informations sur la quantité, l'unité ou la taille ne sont pas renseignées.Prière de renseigner. Le ménage a consommé Citron mais les informations sur la quantité, l'unité ou la taille ne sont pas renseignées.Prière de renseigner. Le ménage a consommé Concentré de tomate mais les informations sur la quantité, l'unité ou la taille ne sont pas renseignées.Prière de renseigner. Le ménage a consommé Courge mais les informations sur la quantité, l'unité ou la taille ne sont pas renseignées.Prière de renseigner. Le ménage a consommé Cube alimentaire (Maggi, Jumbo, ) mais les informations sur la quantité, l'unité ou la taille ne sont pas renseignées.Prière de renseigner. Le ménage a consommé Escargots mais les informations sur la quantité, l'unité ou la taille ne sont pas renseignées.Prière de renseigner. Le ménage a consommé Fromage mais les informations sur la quantité, l'unité ou la taille ne sont pas renseignées.Prière de renseigner. Le ménage a consommé Fruit de baobab (pain de singe) mais les informations sur la quantité, l'unité ou la taille ne sont pas renseignées.Prière de renseigner. Le ménage a consommé Gombo frais mais les informations sur la quantité, l'unité ou la taille ne sont pas renseignées.Prière de renseigner. Le ménage a consommé Gâteaux mais les informations sur la quantité, l'unité ou la taille ne sont pas renseignées.Prière de renseigner. Le ménage a consommé Huile de palme raffinée mais les informations sur la quantité, l'unité ou la taille ne sont pas renseignées.Prière de renseigner. Le ménage a consommé Huile de soja  mais les informations sur la quantité, l'unité ou la taille ne sont pas renseignées.Prière de renseigner. Le ménage a consommé Lait caillé mais les informations sur la quantité, l'unité ou la taille ne sont pas renseignées.Prière de renseigner. Le ménage a consommé Lait concentré non-sucré mais les informations sur la quantité, l'unité ou la taille ne sont pas renseignées.Prière de renseigner. Le ménage a consommé Lait en poudre mais les informations sur la quantité, l'unité ou la taille ne sont pas renseignées.Prière de renseigner. Le ménage a consommé Mandarine/Clémentine mais les informations sur la quantité, l'unité ou la taille ne sont pas renseignées.Prière de renseigner. Le ménage a consommé Manioc en tubercules mais les informations sur la quantité, l'unité ou la taille ne sont pas renseignées.Prière de renseigner. Le ménage a consommé Moutarde mais les informations sur la quantité, l'unité ou la taille ne sont pas renseignées.Prière de renseigner. Le ménage a consommé Oignon frais mais les informations sur la quantité, l'unité ou la taille ne sont pas renseignées.Prière de renseigner. Le ménage a consommé Orange  mais les informations sur la quantité, l'unité ou la taille ne sont pas renseignées.Prière de renseigner. Le ménage a consommé Pain moderne (Baguette) mais les informations sur la quantité, l'unité ou la taille ne sont pas renseignées.Prière de renseigner. Le ménage a consommé Pain moderne (Rond) mais les informations sur la quantité, l'unité ou la taille ne sont pas renseignées.Prière de renseigner. Le ménage a consommé Patate douce mais les informations sur la quantité, l'unité ou la taille ne sont pas renseignées.Prière de renseigner. Le ménage a consommé Piment frais mais les informations sur la quantité, l'unité ou la taille ne sont pas renseignées.Prière de renseigner. Le ménage a consommé Piment séché mais les informations sur la quantité, l'unité ou la taille ne sont pas renseignées.Prière de renseigner. Le ménage a consommé Poireau mais les informations sur la quantité, l'unité ou la taille ne sont pas renseignées.Prière de renseigner. Le ménage a consommé Poisson de mer séché (yayeboye) mais les informations sur la quantité, l'unité ou la taille ne sont pas renseignées.Prière de renseigner. Le ménage a consommé Poisson frais type 11 mais les informations sur la quantité, l'unité ou la taille ne sont pas renseignées.Prière de renseigner. Le ménage a consommé Poivre mais les informations sur la quantité, l'unité ou la taille ne sont pas renseignées.Prière de renseigner. Le ménage a consommé Poivron frais mais les informations sur la quantité, l'unité ou la taille ne sont pas renseignées.Prière de renseigner. Le ménage a consommé Pomme de terre mais les informations sur la quantité, l'unité ou la taille ne sont pas renseignées.Prière de renseigner. Le ménage a consommé Pommes mais les informations sur la quantité, l'unité ou la taille ne sont pas renseignées.Prière de renseigner. Le ménage a consommé Pâte d'arachide mais les informations sur la quantité, l'unité ou la taille ne sont pas renseignées.Prière de renseigner. Le ménage a consommé Riz importé parfumé mais les informations sur la quantité, l'unité ou la taille ne sont pas renseignées.Prière de renseigner. Le ménage a consommé Salade (laitue) mais les informations sur la quantité, l'unité ou la taille ne sont pas renseignées.Prière de renseigner. Le ménage a consommé Sel mais les informations sur la quantité, l'unité ou la taille ne sont pas renseignées.Prière de renseigner. Difficile de consommer le Sel en   prière de verifier. Le ménage a consommé Semoule de blé  mais les informations sur la quantité, l'unité ou la taille ne sont pas renseignées.Prière de renseigner. Le ménage a consommé Semoule de mil mais les informations sur la quantité, l'unité ou la taille ne sont pas renseignées.Prière de renseigner. Le ménage a consommé Silure séché mais les informations sur la quantité, l'unité ou la taille ne sont pas renseignées.Prière de renseigner. Le ménage a consommé Sucre en poudre  mais les informations sur la quantité, l'unité ou la taille ne sont pas renseignées.Prière de renseigner. Le ménage a consommé Tamarin noir mais les informations sur la quantité, l'unité ou la taille ne sont pas renseignées.Prière de renseigner. Le ménage a consommé Thé en sachet mais les informations sur la quantité, l'unité ou la taille ne sont pas renseignées.Prière de renseigner. Avertissement!!! Le ménage a consommé .a   de Thé en sachet, cette quantité semble anormale pour une consommation des 7 derniers jours.Les ménages consomment géneralement en sachet ou en paquet, prière de corriger ou de confirmer avec le QG. Le ménage a consommé Tomate fraîche mais les informations sur la quantité, l'unité ou la taille ne sont pas renseignées.Prière de renseigner. Le ménage a consommé Vinaigre de citron  mais les informations sur la quantité, l'unité ou la taille ne sont pas renseignées.Prière de renseigner. Le ménage a consommé Vinaigre de vin mais les informations sur la quantité, l'unité ou la taille ne sont pas renseignées.Prière de renseigner. Le ménage a consommé Œufs frais mais les informations sur la quantité, l'unité ou la taille ne sont pas renseignées.Prière de renseigner.</w:t>
+        <w:t>- Attention ! Le prix unitaire d'achat (178.5714 Fcfa) de Pain moderne (Baguette) en Morceau (Portion) (Moyen) est relativement élevé par rapport aux autres prix observés dans cette zone. Prière de corriger ou de confirmer avec le QG. Avertissement!! La quantité (3.5 litre) du produit Huile de soja  consommée  par le ménage semble très élevé, prière de corriger ou confirmer avec le QG. Avertissement!!! Le ménage a consommé 7 Paquet Petit de Thé en sachet, cette quantité semble anormale pour une consommation des 7 derniers jours.Prière de corriger ou de confirmer avec le QG. Avertissement!! le prix unitaire (100 Fcfa) de Thé en sachet (unité: Paquet) de taille Petit est très faible ou élevé. Prière de corriger ou de confirmer avec le QG. Incohérence!! Dans ce ménage, chaque individus consomme par jour 16.89476 Kg  de cereale; Prière de revoir les quantités prises de ces produits. Incohérence!! Dans ce ménage, chaque individus consomme par jour 16.89476 Kg  de cereale; Prière de revoir les quantités prises de ces produits. Le prix d'achat unitaire (1 Fcfa) de Ail en Gousse de taille Petit  est invraisemblable, prière de regarder les reponses prises dans les questions s07bq07a s07bq07b s07bq07c s07bq08 pour mieux corriger.</w:t>
       </w:r>
     </w:p>
     <w:p>
@@ -2318,9 +2268,9 @@
         <w:rPr>
           <w:sz w:val="20"/>
         </w:rPr>
-        <w:t xml:space="preserve">- Le montant dépensé de L'entreprise commerce de produit divers pour l'achat de ces marchandises revendues en état, sans transformation ne peut être supérieur aux montants obtenus sur la revente de marchandises achetées et revendues en état au cours des 30 derniers jours ou durant le dernier mois où l'entreprise a fonctionné (s10q47 &gt; s10q46), prière de corriger. </w:t>
+        <w:t xml:space="preserve">- Le montant dépensé de L'entreprise Commerce de poisson pour l'achat de ces marchandises revendues en état, sans transformation ne peut être supérieur aux montants obtenus sur la revente de marchandises achetées et revendues en état au cours des 30 derniers jours ou durant le dernier mois où l'entreprise a fonctionné (s10q47 &gt; s10q46), prière de corriger. </w:t>
         <w:br/>
-        <w:t>- Les informations sur ces entrepises non agricole manquent, prière de les renseigner. Le montant dépensé de L'entreprise Commerce de poisson pour l'achat de ces marchandises revendues en état, sans transformation ne peut être supérieur aux montants obtenus sur la revente de marchandises achetées et revendues en état au cours des 30 derniers jours ou durant le dernier mois où l'entreprise a fonctionné (s10q47 &gt; s10q46), prière de corriger.</w:t>
+        <w:t>- Le montant dépensé de L'entreprise commerce de produit divers pour l'achat de ces marchandises revendues en état, sans transformation ne peut être supérieur aux montants obtenus sur la revente de marchandises achetées et revendues en état au cours des 30 derniers jours ou durant le dernier mois où l'entreprise a fonctionné (s10q47 &gt; s10q46), prière de corriger.</w:t>
       </w:r>
     </w:p>
     <w:p>
@@ -2383,9 +2333,9 @@
         <w:rPr>
           <w:sz w:val="20"/>
         </w:rPr>
-        <w:t xml:space="preserve">- La superficie de la parcelle Parcelle Salate est de .a , elle doit être renseignée et ne doit pas contenir des chiffres de 9999 ou 0. Prière de corriger. La quantité de fumure appliquée dans la parcelle Parcelle Salate est de .a  qui semble élevé ou ne sait pas, prière de fournir d'effort pour estimer la quantité afin de corriger. Nous constatons que la question qui porte sur la mésure du champs de la parcelle Parcelle Salate n'a pas été renseigné, la collecte était-il encours ou s'agit-il de quoi ? prière de verifier et corriger. Le document légal (titre, acte, certificat etc. ) qui affirme votre possession de la parcelle Parcelle Salate est  et semble exister dans les modalités, prière de prendre attache avec le QG pour plus d'explication afin de la classer bien. </w:t>
+        <w:t xml:space="preserve">- La superficie de la parcelle Parcelle Salate selon l'exploitant est de 17.5 Mètre Carré (m^2) qui semble faible ou l'estimation ne semble pas bonne. Prière de corriger. La quantité d'utilisation de pesticides dans la parcelle Parcelle Salate est de .12 Litres et semble élevé, prière de corriger. Le nombre de jours total de la main-d'oeuvre non-familiale sur cette parcelle Parcelle Salate au cours de la campagne pour la période de préparation du sol (labour) est de 30 jours qui semble faible ou élevé. Merci de corriger. Le nombre de jours total de la main-d'oeuvre non-familiale sur cette parcelle Parcelle Salate au cours de la campagne pour la période d'entretien du sol (sarclage, etc.) est de 30 jours qui semble faible ou élevé. Merci de corriger. La parcelle Parcelle Salate n'a pas été mésurée pour des raisons comme qu'elle est trop petite, GPS en panne et que le Ménage indisponible. Nous vous rappelons que ces raisons ne passent pas pour la non mesure des parcelles prière de les mésurer. Le salaire d'un homme de 15ans et plus ayant travaillé sur la parcelle Parcelle Salate par jours au moment de la période de préparation du sol (labour) et des semis est de 166.6667 FCFA qui semble faible ou  élevé, prière de corriger. Le salaire d'un homme de 15ans et plus ayant travaillé sur la parcelle Parcelle Salate par jours au moment de la période d'entretien du sol (sarclage, etc.) est de 166.6667 FCFA qui semble faible ou  élevé, prière de corriger. Le document légal (titre, acte, certificat etc. ) qui affirme votre possession de la parcelle Parcelle Salate est  et semble exister dans les modalités, prière de prendre attache avec le QG pour plus d'explication afin de la classer bien. </w:t>
         <w:br/>
-        <w:t>- La superficie de la parcelle Parcelle Salate selon l'exploitant est de 17.5 Mètre Carré (m^2) qui semble faible ou l'estimation ne semble pas bonne. Prière de corriger. La quantité d'utilisation de pesticides dans la parcelle Parcelle Salate est de .12 Litres et semble élevé, prière de corriger. Le nombre de jours total de la main-d'oeuvre non-familiale sur cette parcelle Parcelle Salate au cours de la campagne pour la période d'entretien du sol (sarclage, etc.) est de 30 jours qui semble faible ou élevé. Merci de corriger. Le nombre de jours total de la main-d'oeuvre non-familiale sur cette parcelle Parcelle Salate au cours de la campagne pour la période des récoltes est de 30 jours qui semble faible ou élevé. Merci de corriger. Le salaire d'un homme de 15ans et plus ayant travaillé sur la parcelle Parcelle Salate par jours au moment de la période d'entretien du sol (sarclage, etc.) est de 166.6667 FCFA qui semble faible ou  élevé, prière de corriger. Le salaire d'un homme de 15ans et plus ayant travaillé sur la parcelle Parcelle Salate par jours au moment de la période des récoltes est de 166.6667 FCFA qui semble faible ou  élevé, prière de corriger. La superficie de la parcelle Parcelle Salate selon les mesures GPS est de .a hectare qui semble élevé ou faible, prière de corriger. Le document légal (titre, acte, certificat etc. ) qui affirme votre possession de la parcelle Parcelle Salate est  et semble exister dans les modalités, prière de prendre attache avec le QG pour plus d'explication afin de la classer bien.</w:t>
+        <w:t>- La superficie de la parcelle Parcelle Salate selon l'exploitant est de 17.5 Mètre Carré (m^2) qui semble faible ou l'estimation ne semble pas bonne. Prière de corriger. La quantité d'utilisation de pesticides dans la parcelle Parcelle Salate est de .12 Litres et semble élevé, prière de corriger. Le nombre de jours total de la main-d'oeuvre non-familiale sur cette parcelle Parcelle Salate au cours de la campagne pour la période de préparation du sol (labour) est de 30 jours qui semble faible ou élevé. Merci de corriger. Le nombre de jours total de la main-d'oeuvre non-familiale sur cette parcelle Parcelle Salate au cours de la campagne pour la période d'entretien du sol (sarclage, etc.) est de 30 jours qui semble faible ou élevé. Merci de corriger. La parcelle Parcelle Salate n'a pas été mésurée pour des raisons comme qu'elle est trop petite, GPS en panne et que le Ménage indisponible. Nous vous rappelons que ces raisons ne passent pas pour la non mesure des parcelles prière de les mésurer. Le salaire d'un homme de 15ans et plus ayant travaillé sur la parcelle Parcelle Salate par jours au moment de la période de préparation du sol (labour) et des semis est de 166.6667 FCFA qui semble faible ou  élevé, prière de corriger. Le salaire d'un homme de 15ans et plus ayant travaillé sur la parcelle Parcelle Salate par jours au moment de la période d'entretien du sol (sarclage, etc.) est de 166.6667 FCFA qui semble faible ou  élevé, prière de corriger. Le document légal (titre, acte, certificat etc. ) qui affirme votre possession de la parcelle Parcelle Salate est  et semble exister dans les modalités, prière de prendre attache avec le QG pour plus d'explication afin de la classer bien.</w:t>
       </w:r>
     </w:p>
     <w:p>
@@ -2710,7 +2660,7 @@
           </w:tcPr>
           <w:p>
             <w:r/>
-            <w:hyperlink r:id="rId11">
+            <w:hyperlink r:id="rId12">
               <w:r>
                 <w:rPr>
                   <w:color w:val="0563C1"/>
@@ -2784,7 +2734,7 @@
         <w:rPr>
           <w:sz w:val="20"/>
         </w:rPr>
-        <w:t xml:space="preserve">- Peu probable! Adama Sow  n'arrive pas  à comprendre un petit texte lu dans une langue locale (s02q03). Veuillez corriger ou donner des explications au QG. Peu probable! Adama Sow  ne sait ni lire, ni écrire, ni comprendre dans aucune des langues  (s02q01,s02q02,s02q03). Veuillez corriger ou donner des explications au QG.  Incohérence ! seulement les écoles gouvermentales paient les cotisations (Gouvernement, communauté, ONG ou organisation humanitaire). veuillez, s'il vous plait, confirmer cette information de Adama Sow avec le QG ou apporter les corrections nécessaires. Dans les milieux urbains c'est peu probable de voir une école dont les élèves ou étudiants ne dépensent pas en frais d'uniformes, prière de verifier pour Adama Sow et corriger ou confirmer avec le QG. Attention ! Le frais de scolarité (60000 Fcfa) de Adama Sow en 1ére année de Maternelle est relativement élevé par rapport aux autres frais de scolarités observés dans cette zone. Prière de corriger ou de confirmer avec le QG. </w:t>
+        <w:t xml:space="preserve">- Peu probable! Adama Sow  n'arrive pas  à comprendre un petit texte lu dans une langue locale (s02q03). Veuillez corriger ou donner des explications au QG. Peu probable! Adama Sow  ne sait ni lire, ni écrire, ni comprendre dans aucune des langues  (s02q01,s02q02,s02q03). Veuillez corriger ou donner des explications au QG.  Incohérence ! seulement les écoles gouvermentales paient les cotisations (Gouvernement, communauté, ONG ou organisation humanitaire). veuillez, s'il vous plait, confirmer cette information de Adama Sow avec le QG ou apporter les corrections nécessaires. Dans les milieux urbains c'est peu probable de voir une école dont les élèves ou étudiants ne dépensent pas en frais d'uniformes, prière de verifier pour Adama Sow et corriger ou confirmer avec le QG. </w:t>
         <w:br/>
         <w:t xml:space="preserve">- Peu probable! Assane Sow  n'arrive pas  à comprendre un petit texte lu dans une langue locale (s02q03). Veuillez corriger ou donner des explications au QG. </w:t>
         <w:br/>
@@ -2890,7 +2840,7 @@
         <w:rPr>
           <w:sz w:val="20"/>
         </w:rPr>
-        <w:t>- Attention ! Le prix unitaire d'achat (191.6667 Fcfa) de Pain moderne (Baguette) en miche (Moyen) est relativement élevé par rapport aux autres prix observés dans cette zone. Prière de corriger ou de confirmer avec le QG. Avertissement!!! Le ménage a consommé 21 Pièce Petit de Capitaine frais, cette quantité semble anormale pour une consommation des 7 derniers jours.Prière de corriger ou de confirmer avec le QG. Incohérence!! Dans ce ménage, chaque individus consomme par jour 22.625 Kg  de cereale; Prière de revoir les quantités prises de ces produits.</w:t>
+        <w:t>- Attention ! Le prix unitaire d'achat (191.6667 Fcfa) de Pain moderne (Baguette) en miche (Moyen) est relativement élevé par rapport aux autres prix observés dans cette zone. Prière de corriger ou de confirmer avec le QG. Avertissement!!! Le ménage a consommé 21 Pièce Petit de Capitaine frais, cette quantité semble anormale pour une consommation des 7 derniers jours.Prière de corriger ou de confirmer avec le QG. Incohérence!! Dans ce ménage, chaque individus consomme par jour 38.28928 Kg  de cereale; Prière de revoir les quantités prises de ces produits.</w:t>
       </w:r>
     </w:p>
     <w:p>
@@ -3017,6 +2967,468 @@
           <w:sz w:val="20"/>
         </w:rPr>
         <w:t>- La section 16 du ménage de OUSSEYNOU SOW n'est pas renseigné, prière de renseigner.</w:t>
+      </w:r>
+    </w:p>
+    <w:p>
+      <w:r>
+        <w:t>________________________________________________________________________________</w:t>
+      </w:r>
+    </w:p>
+    <w:p>
+      <w:pPr>
+        <w:pStyle w:val="Heading2"/>
+      </w:pPr>
+      <w:r>
+        <w:t>Menage 5</w:t>
+      </w:r>
+    </w:p>
+    <w:tbl>
+      <w:tblPr>
+        <w:tblStyle w:val="TableGrid"/>
+        <w:tblW w:type="auto" w:w="0"/>
+        <w:tblLook w:firstColumn="1" w:firstRow="1" w:lastColumn="0" w:lastRow="0" w:noHBand="0" w:noVBand="1" w:val="04A0"/>
+      </w:tblPr>
+      <w:tblGrid>
+        <w:gridCol w:w="1662"/>
+        <w:gridCol w:w="1662"/>
+        <w:gridCol w:w="1662"/>
+        <w:gridCol w:w="1662"/>
+        <w:gridCol w:w="1662"/>
+        <w:gridCol w:w="1662"/>
+      </w:tblGrid>
+      <w:tr>
+        <w:tc>
+          <w:tcPr>
+            <w:tcW w:type="dxa" w:w="1662"/>
+            <w:shd w:fill="5B9BD5"/>
+          </w:tcPr>
+          <w:p>
+            <w:r>
+              <w:rPr>
+                <w:b/>
+                <w:color w:val="FFFFFF"/>
+                <w:sz w:val="16"/>
+              </w:rPr>
+              <w:t>Interview Key</w:t>
+            </w:r>
+          </w:p>
+        </w:tc>
+        <w:tc>
+          <w:tcPr>
+            <w:tcW w:type="dxa" w:w="1662"/>
+            <w:shd w:fill="5B9BD5"/>
+          </w:tcPr>
+          <w:p>
+            <w:r>
+              <w:rPr>
+                <w:b/>
+                <w:color w:val="FFFFFF"/>
+                <w:sz w:val="16"/>
+              </w:rPr>
+              <w:t>Interview ID</w:t>
+            </w:r>
+          </w:p>
+        </w:tc>
+        <w:tc>
+          <w:tcPr>
+            <w:tcW w:type="dxa" w:w="1662"/>
+            <w:shd w:fill="5B9BD5"/>
+          </w:tcPr>
+          <w:p>
+            <w:r>
+              <w:rPr>
+                <w:b/>
+                <w:color w:val="FFFFFF"/>
+                <w:sz w:val="16"/>
+              </w:rPr>
+              <w:t>ID Agent</w:t>
+            </w:r>
+          </w:p>
+        </w:tc>
+        <w:tc>
+          <w:tcPr>
+            <w:tcW w:type="dxa" w:w="1662"/>
+            <w:shd w:fill="5B9BD5"/>
+          </w:tcPr>
+          <w:p>
+            <w:r>
+              <w:rPr>
+                <w:b/>
+                <w:color w:val="FFFFFF"/>
+                <w:sz w:val="16"/>
+              </w:rPr>
+              <w:t>ID Equipe</w:t>
+            </w:r>
+          </w:p>
+        </w:tc>
+        <w:tc>
+          <w:tcPr>
+            <w:tcW w:type="dxa" w:w="1662"/>
+            <w:shd w:fill="5B9BD5"/>
+          </w:tcPr>
+          <w:p>
+            <w:r>
+              <w:rPr>
+                <w:b/>
+                <w:color w:val="FFFFFF"/>
+                <w:sz w:val="16"/>
+              </w:rPr>
+              <w:t>Agent</w:t>
+            </w:r>
+          </w:p>
+        </w:tc>
+        <w:tc>
+          <w:tcPr>
+            <w:tcW w:type="dxa" w:w="1662"/>
+            <w:shd w:fill="5B9BD5"/>
+          </w:tcPr>
+          <w:p>
+            <w:r>
+              <w:rPr>
+                <w:b/>
+                <w:color w:val="FFFFFF"/>
+                <w:sz w:val="16"/>
+              </w:rPr>
+              <w:t>Chef d'equipe</w:t>
+            </w:r>
+          </w:p>
+        </w:tc>
+      </w:tr>
+      <w:tr>
+        <w:tc>
+          <w:tcPr>
+            <w:tcW w:type="dxa" w:w="1662"/>
+          </w:tcPr>
+          <w:p>
+            <w:r>
+              <w:rPr>
+                <w:sz w:val="14"/>
+              </w:rPr>
+              <w:t>75-75-91-00</w:t>
+            </w:r>
+          </w:p>
+        </w:tc>
+        <w:tc>
+          <w:tcPr>
+            <w:tcW w:type="dxa" w:w="1662"/>
+          </w:tcPr>
+          <w:p>
+            <w:r>
+              <w:rPr>
+                <w:sz w:val="14"/>
+              </w:rPr>
+              <w:t>27f6092d2ff643ae9870a67e29854d85</w:t>
+            </w:r>
+          </w:p>
+        </w:tc>
+        <w:tc>
+          <w:tcPr>
+            <w:tcW w:type="dxa" w:w="1662"/>
+          </w:tcPr>
+          <w:p>
+            <w:r>
+              <w:rPr>
+                <w:sz w:val="14"/>
+              </w:rPr>
+              <w:t>EQ16_enq1</w:t>
+            </w:r>
+          </w:p>
+        </w:tc>
+        <w:tc>
+          <w:tcPr>
+            <w:tcW w:type="dxa" w:w="1662"/>
+          </w:tcPr>
+          <w:p>
+            <w:r>
+              <w:rPr>
+                <w:sz w:val="14"/>
+              </w:rPr>
+              <w:t>Equipe16</w:t>
+            </w:r>
+          </w:p>
+        </w:tc>
+        <w:tc>
+          <w:tcPr>
+            <w:tcW w:type="dxa" w:w="1662"/>
+          </w:tcPr>
+          <w:p>
+            <w:r>
+              <w:rPr>
+                <w:sz w:val="14"/>
+              </w:rPr>
+              <w:t>Ousseynou BOYE</w:t>
+            </w:r>
+          </w:p>
+        </w:tc>
+        <w:tc>
+          <w:tcPr>
+            <w:tcW w:type="dxa" w:w="1662"/>
+          </w:tcPr>
+          <w:p>
+            <w:r>
+              <w:rPr>
+                <w:sz w:val="14"/>
+              </w:rPr>
+              <w:t>Maimouna Kourmang</w:t>
+            </w:r>
+          </w:p>
+        </w:tc>
+      </w:tr>
+    </w:tbl>
+    <w:p/>
+    <w:tbl>
+      <w:tblPr>
+        <w:tblStyle w:val="TableGrid"/>
+        <w:tblW w:type="auto" w:w="0"/>
+        <w:tblLook w:firstColumn="1" w:firstRow="1" w:lastColumn="0" w:lastRow="0" w:noHBand="0" w:noVBand="1" w:val="04A0"/>
+      </w:tblPr>
+      <w:tblGrid>
+        <w:gridCol w:w="3324"/>
+        <w:gridCol w:w="3324"/>
+        <w:gridCol w:w="3324"/>
+      </w:tblGrid>
+      <w:tr>
+        <w:tc>
+          <w:tcPr>
+            <w:tcW w:type="dxa" w:w="3324"/>
+            <w:shd w:fill="70AD47"/>
+          </w:tcPr>
+          <w:p>
+            <w:r>
+              <w:rPr>
+                <w:b/>
+                <w:color w:val="FFFFFF"/>
+                <w:sz w:val="18"/>
+              </w:rPr>
+              <w:t>Chef de Menage</w:t>
+            </w:r>
+          </w:p>
+        </w:tc>
+        <w:tc>
+          <w:tcPr>
+            <w:tcW w:type="dxa" w:w="3324"/>
+            <w:shd w:fill="70AD47"/>
+          </w:tcPr>
+          <w:p>
+            <w:r>
+              <w:rPr>
+                <w:b/>
+                <w:color w:val="FFFFFF"/>
+                <w:sz w:val="18"/>
+              </w:rPr>
+              <w:t>Quartier/Village (s00q05)</w:t>
+            </w:r>
+          </w:p>
+        </w:tc>
+        <w:tc>
+          <w:tcPr>
+            <w:tcW w:type="dxa" w:w="3324"/>
+            <w:shd w:fill="70AD47"/>
+          </w:tcPr>
+          <w:p>
+            <w:r>
+              <w:rPr>
+                <w:b/>
+                <w:color w:val="FFFFFF"/>
+                <w:sz w:val="18"/>
+              </w:rPr>
+              <w:t>Localisation GPS</w:t>
+            </w:r>
+          </w:p>
+        </w:tc>
+      </w:tr>
+      <w:tr>
+        <w:tc>
+          <w:tcPr>
+            <w:tcW w:type="dxa" w:w="3324"/>
+          </w:tcPr>
+          <w:p>
+            <w:r>
+              <w:rPr>
+                <w:sz w:val="18"/>
+              </w:rPr>
+              <w:t>ANTA DIA</w:t>
+            </w:r>
+          </w:p>
+        </w:tc>
+        <w:tc>
+          <w:tcPr>
+            <w:tcW w:type="dxa" w:w="3324"/>
+          </w:tcPr>
+          <w:p>
+            <w:r>
+              <w:rPr>
+                <w:sz w:val="18"/>
+              </w:rPr>
+              <w:t>N/A</w:t>
+            </w:r>
+          </w:p>
+        </w:tc>
+        <w:tc>
+          <w:tcPr>
+            <w:tcW w:type="dxa" w:w="3324"/>
+          </w:tcPr>
+          <w:p>
+            <w:r/>
+            <w:hyperlink r:id="rId13">
+              <w:r>
+                <w:rPr>
+                  <w:color w:val="0563C1"/>
+                  <w:u w:val="single"/>
+                </w:rPr>
+                <w:t>khar yalla</w:t>
+              </w:r>
+            </w:hyperlink>
+          </w:p>
+        </w:tc>
+      </w:tr>
+    </w:tbl>
+    <w:p/>
+    <w:p>
+      <w:r>
+        <w:rPr>
+          <w:b/>
+          <w:color w:val="4672C4"/>
+          <w:sz w:val="22"/>
+        </w:rPr>
+        <w:t>&gt;&gt; Section0 - Identification et renseignements de controle</w:t>
+      </w:r>
+    </w:p>
+    <w:p>
+      <w:pPr>
+        <w:ind w:left="283"/>
+      </w:pPr>
+      <w:r>
+        <w:rPr>
+          <w:sz w:val="20"/>
+        </w:rPr>
+        <w:t>- Le questionnaire semble ne pas être complètement fini mais le questionnaire est en statut complet, prière de compléter le questionnaire.</w:t>
+      </w:r>
+    </w:p>
+    <w:p>
+      <w:r>
+        <w:rPr>
+          <w:b/>
+          <w:color w:val="4672C4"/>
+          <w:sz w:val="22"/>
+        </w:rPr>
+        <w:t>&gt;&gt; Section1 - Caracteristiques des membres</w:t>
+      </w:r>
+    </w:p>
+    <w:p>
+      <w:pPr>
+        <w:ind w:left="283"/>
+      </w:pPr>
+      <w:r>
+        <w:rPr>
+          <w:sz w:val="20"/>
+        </w:rPr>
+        <w:t>- Avertissement! Veuillez renseigner par oui ou non toutes les modalités de la question s01q47.</w:t>
+      </w:r>
+    </w:p>
+    <w:p>
+      <w:r>
+        <w:rPr>
+          <w:b/>
+          <w:color w:val="4672C4"/>
+          <w:sz w:val="22"/>
+        </w:rPr>
+        <w:t>&gt;&gt; Section2 - Education</w:t>
+      </w:r>
+    </w:p>
+    <w:p>
+      <w:pPr>
+        <w:ind w:left="283"/>
+      </w:pPr>
+      <w:r>
+        <w:rPr>
+          <w:sz w:val="20"/>
+        </w:rPr>
+        <w:t>- Incohérence!! Le niveau d'études le plus élevé atteint par Anta Dia est Secondaire Technique et Professionnel et le diplôme le plus elevé obtenu par Anta Dia est CEP.</w:t>
+      </w:r>
+    </w:p>
+    <w:p>
+      <w:r>
+        <w:rPr>
+          <w:b/>
+          <w:color w:val="4672C4"/>
+          <w:sz w:val="22"/>
+        </w:rPr>
+        <w:t>&gt;&gt; Section7b - Consommation alimentaire - 7 jours</w:t>
+      </w:r>
+    </w:p>
+    <w:p>
+      <w:pPr>
+        <w:ind w:left="283"/>
+      </w:pPr>
+      <w:r>
+        <w:rPr>
+          <w:sz w:val="20"/>
+        </w:rPr>
+        <w:t>- La dernière fois que vous avez acheté Farine de mil est chez le voisin et semble exister dans les modalités, prière de prendre attache avec le QG pour plus d'explication afin de la classer bien.  La dernière fois que vous avez acheté Huile de palme raffinée est vendeur voisin et semble exister dans les modalités, prière de prendre attache avec le QG pour plus d'explication afin de la classer bien. Attention ! Le prix unitaire d'achat (2000 Fcfa) de Lait en poudre en Sachets (Petit) est relativement élevé par rapport aux autres prix observés dans cette zone. Prière de corriger ou de confirmer avec le QG. Attention ! Le prix unitaire d'achat (33.33333 Fcfa) de Mandarine/Clémentine en Pièce (Petit) est relativement faible par rapport aux autres prix observés dans cette zone. Prière de corriger ou de confirmer avec le QG. Attention ! Le prix unitaire d'achat (800 Fcfa) de Oignon frais en Kg (taille unique) est relativement élevé par rapport aux autres prix observés dans cette zone. Prière de corriger ou de confirmer avec le QG. Avertissement!!! Le ménage a consommé 4 Paquet Tres petit de Thé en sachet, cette quantité semble anormale pour une consommation des 7 derniers jours.Prière de corriger ou de confirmer avec le QG. Avertissement!! le prix unitaire (100 Fcfa) de Thé en sachet (unité: Paquet) de taille Tres petit est très faible ou élevé. Prière de corriger ou de confirmer avec le QG. Incohérence!! Dans ce ménage, chaque individus consomme par jour 198.5657 Kg  de cereale; Prière de revoir les quantités prises de ces produits.</w:t>
+      </w:r>
+    </w:p>
+    <w:p>
+      <w:r>
+        <w:rPr>
+          <w:b/>
+          <w:color w:val="4672C4"/>
+          <w:sz w:val="22"/>
+        </w:rPr>
+        <w:t>&gt;&gt; Section9c - Depenses non-alimentaires - 30 jours</w:t>
+      </w:r>
+    </w:p>
+    <w:p>
+      <w:pPr>
+        <w:ind w:left="283"/>
+      </w:pPr>
+      <w:r>
+        <w:rPr>
+          <w:sz w:val="20"/>
+        </w:rPr>
+        <w:t>- La dernière fois que vous avez acheté Salaire du personnel de maison (gardien, boy, chauffeur, cuisinier, etc. ) est service particulier et semble exister dans les modalités, prière de prendre attache avec le QG pour plus d'explication afin de la classer bien.</w:t>
+      </w:r>
+    </w:p>
+    <w:p>
+      <w:r>
+        <w:rPr>
+          <w:b/>
+          <w:color w:val="4672C4"/>
+          <w:sz w:val="22"/>
+        </w:rPr>
+        <w:t>&gt;&gt; Section11 - Caracteristiques logement</w:t>
+      </w:r>
+    </w:p>
+    <w:p>
+      <w:pPr>
+        <w:ind w:left="283"/>
+      </w:pPr>
+      <w:r>
+        <w:rPr>
+          <w:sz w:val="20"/>
+        </w:rPr>
+        <w:t>- Avertissement!! Le ménage (vit en milieu urbain) se débarrasse de ses ordures ménagères soit par le Dépotoir sauvage, brûle et enterre, prière de corriger ou confirmer avec le QG.</w:t>
+      </w:r>
+    </w:p>
+    <w:p>
+      <w:r>
+        <w:rPr>
+          <w:b/>
+          <w:color w:val="4672C4"/>
+          <w:sz w:val="22"/>
+        </w:rPr>
+        <w:t>&gt;&gt; Section16a - Champs et parcelles</w:t>
+      </w:r>
+    </w:p>
+    <w:p>
+      <w:pPr>
+        <w:ind w:left="283"/>
+      </w:pPr>
+      <w:r>
+        <w:rPr>
+          <w:sz w:val="20"/>
+        </w:rPr>
+        <w:t>- La section 16 du ménage de MAMADOU NANCY KASSE n'est pas renseigné, prière de renseigner.</w:t>
       </w:r>
     </w:p>
     <w:p>
@@ -3320,7 +3732,7 @@
           </w:tcPr>
           <w:p>
             <w:r/>
-            <w:hyperlink r:id="rId12">
+            <w:hyperlink r:id="rId14">
               <w:r>
                 <w:rPr>
                   <w:color w:val="0563C1"/>
@@ -3352,7 +3764,7 @@
         <w:rPr>
           <w:sz w:val="20"/>
         </w:rPr>
-        <w:t>- Prière de renseigner toutes les informations du ménage dans la section 0 avant d'entamer les autres informations.</w:t>
+        <w:t>- Le questionnaire semble ne pas être complètement fini mais le questionnaire est en statut complet, prière de compléter le questionnaire.</w:t>
       </w:r>
     </w:p>
     <w:p>
@@ -3444,7 +3856,7 @@
         <w:rPr>
           <w:sz w:val="20"/>
         </w:rPr>
-        <w:t>- Le ménage a consommé Ail mais les informations sur la quantité, l'unité ou la taille ne sont pas renseignées.Prière de renseigner. Le ménage a consommé Aubergine   mais les informations sur la quantité, l'unité ou la taille ne sont pas renseignées.Prière de renseigner. Le ménage a consommé Aubergine sauvage  mais les informations sur la quantité, l'unité ou la taille ne sont pas renseignées.Prière de renseigner. Le ménage a consommé Banane douce mais les informations sur la quantité, l'unité ou la taille ne sont pas renseignées.Prière de renseigner. Le ménage a consommé Beurre mais les informations sur la quantité, l'unité ou la taille ne sont pas renseignées.Prière de renseigner. Le ménage a consommé Biscuits mais les informations sur la quantité, l'unité ou la taille ne sont pas renseignées.Prière de renseigner. Le ménage a consommé Café moulu mais les informations sur la quantité, l'unité ou la taille ne sont pas renseignées.Prière de renseigner. Le ménage a consommé Carotte mais les informations sur la quantité, l'unité ou la taille ne sont pas renseignées.Prière de renseigner. Le ménage a consommé Chocolat pâte à tartiner mais les informations sur la quantité, l'unité ou la taille ne sont pas renseignées.Prière de renseigner. Le ménage a consommé Choux mais les informations sur la quantité, l'unité ou la taille ne sont pas renseignées.Prière de renseigner. Le ménage a consommé Citron mais les informations sur la quantité, l'unité ou la taille ne sont pas renseignées.Prière de renseigner. Le ménage a consommé Concentré de tomate mais les informations sur la quantité, l'unité ou la taille ne sont pas renseignées.Prière de renseigner. Le ménage a consommé Courge mais les informations sur la quantité, l'unité ou la taille ne sont pas renseignées.Prière de renseigner. Le ménage a consommé Cube alimentaire (Maggi, Jumbo, ) mais les informations sur la quantité, l'unité ou la taille ne sont pas renseignées.Prière de renseigner. Le ménage a consommé Farine de blé locale ou importée mais les informations sur la quantité, l'unité ou la taille ne sont pas renseignées.Prière de renseigner. Le ménage a consommé Feuilles de  Haricot mais les informations sur la quantité, l'unité ou la taille ne sont pas renseignées.Prière de renseigner. Le ménage a consommé Gombo frais mais les informations sur la quantité, l'unité ou la taille ne sont pas renseignées.Prière de renseigner. Le ménage a consommé Huile de palme raffinée mais les informations sur la quantité, l'unité ou la taille ne sont pas renseignées.Prière de renseigner. Le ménage a consommé Huile de soja  mais les informations sur la quantité, l'unité ou la taille ne sont pas renseignées.Prière de renseigner. Le ménage a consommé Lait concentré non-sucré mais les informations sur la quantité, l'unité ou la taille ne sont pas renseignées.Prière de renseigner. Le ménage a consommé Lait en poudre mais les informations sur la quantité, l'unité ou la taille ne sont pas renseignées.Prière de renseigner. Le ménage a consommé Mandarine/Clémentine mais les informations sur la quantité, l'unité ou la taille ne sont pas renseignées.Prière de renseigner. Le ménage a consommé Manioc en tubercules mais les informations sur la quantité, l'unité ou la taille ne sont pas renseignées.Prière de renseigner. Le ménage a consommé Moutarde mais les informations sur la quantité, l'unité ou la taille ne sont pas renseignées.Prière de renseigner. Le ménage a consommé Mâchoiron Frais mais les informations sur la quantité, l'unité ou la taille ne sont pas renseignées.Prière de renseigner. Le ménage a consommé Mâchoiron séchée (Kon) mais les informations sur la quantité, l'unité ou la taille ne sont pas renseignées.Prière de renseigner. Le ménage a consommé Niébé/Haricots secs mais les informations sur la quantité, l'unité ou la taille ne sont pas renseignées.Prière de renseigner. Le ménage a consommé Oignon frais mais les informations sur la quantité, l'unité ou la taille ne sont pas renseignées.Prière de renseigner. Le ménage a consommé Pain moderne (Baguette) mais les informations sur la quantité, l'unité ou la taille ne sont pas renseignées.Prière de renseigner. Le ménage a consommé Pastèque mais les informations sur la quantité, l'unité ou la taille ne sont pas renseignées.Prière de renseigner. Le ménage a consommé Patate douce mais les informations sur la quantité, l'unité ou la taille ne sont pas renseignées.Prière de renseigner. Le ménage a consommé Piment frais mais les informations sur la quantité, l'unité ou la taille ne sont pas renseignées.Prière de renseigner. Le ménage a consommé Piment séché mais les informations sur la quantité, l'unité ou la taille ne sont pas renseignées.Prière de renseigner. Le ménage a consommé Poireau mais les informations sur la quantité, l'unité ou la taille ne sont pas renseignées.Prière de renseigner. Le ménage a consommé Poivre mais les informations sur la quantité, l'unité ou la taille ne sont pas renseignées.Prière de renseigner. Le ménage a consommé Poivron frais mais les informations sur la quantité, l'unité ou la taille ne sont pas renseignées.Prière de renseigner. Le ménage a consommé Pomme de terre mais les informations sur la quantité, l'unité ou la taille ne sont pas renseignées.Prière de renseigner. Le ménage a consommé Pommes mais les informations sur la quantité, l'unité ou la taille ne sont pas renseignées.Prière de renseigner. Le ménage a consommé Pâte d'arachide mais les informations sur la quantité, l'unité ou la taille ne sont pas renseignées.Prière de renseigner. Le ménage a consommé Riz local Gambiaka mais les informations sur la quantité, l'unité ou la taille ne sont pas renseignées.Prière de renseigner. Le ménage a consommé Riz local fumé (malo-woussou) mais les informations sur la quantité, l'unité ou la taille ne sont pas renseignées.Prière de renseigner. Le ménage a consommé Salade (laitue) mais les informations sur la quantité, l'unité ou la taille ne sont pas renseignées.Prière de renseigner. Le ménage a consommé Sel mais les informations sur la quantité, l'unité ou la taille ne sont pas renseignées.Prière de renseigner. Difficile de consommer le Sel en   prière de verifier. Le ménage a consommé Soumbala (moutarde africaine) mais les informations sur la quantité, l'unité ou la taille ne sont pas renseignées.Prière de renseigner. Le ménage a consommé Sucre en poudre  mais les informations sur la quantité, l'unité ou la taille ne sont pas renseignées.Prière de renseigner. Le ménage a consommé Tamarin noir mais les informations sur la quantité, l'unité ou la taille ne sont pas renseignées.Prière de renseigner. Le ménage a consommé Thé en sachet mais les informations sur la quantité, l'unité ou la taille ne sont pas renseignées.Prière de renseigner. Avertissement!!! Le ménage a consommé .a   de Thé en sachet, cette quantité semble anormale pour une consommation des 7 derniers jours.Les ménages consomment géneralement en sachet ou en paquet, prière de corriger ou de confirmer avec le QG. Le ménage a consommé Viande de bœuf: filet, faux-filet mais les informations sur la quantité, l'unité ou la taille ne sont pas renseignées.Prière de renseigner. Le ménage a consommé Vinaigre de vin mais les informations sur la quantité, l'unité ou la taille ne sont pas renseignées.Prière de renseigner.</w:t>
+        <w:t>- Attention ! Le prix unitaire d'achat (1600 Fcfa) de Huile de palme raffinée en Litre (taille unique) est relativement élevé par rapport aux autres prix observés dans cette zone. Prière de corriger ou de confirmer avec le QG.  La dernière fois que vous avez acheté Huile de palme raffinée est vendeur voisin et semble exister dans les modalités, prière de prendre attache avec le QG pour plus d'explication afin de la classer bien. Attention ! Le prix unitaire d'achat (200 Fcfa) de Tomate fraîche en Sachets (Petit) est relativement élevé par rapport aux autres prix observés dans cette zone. Prière de corriger ou de confirmer avec le QG. Avertissement!!! Le ménage a consommé 15 Morceau (Portion) Petit de Poisson frais type 11, cette quantité semble anormale pour une consommation des 7 derniers jours.Prière de corriger ou de confirmer avec le QG. Avertissement!!! Le ménage a consommé 7 Paquet Petit de Thé en sachet, cette quantité semble anormale pour une consommation des 7 derniers jours.Prière de corriger ou de confirmer avec le QG. Incohérence!! Dans ce ménage, chaque individus consomme par jour 61.56184 Kg  de cereale; Prière de revoir les quantités prises de ces produits. Incohérence!! Dans ce ménage, chaque individus consomme par jour 61.56184 Kg  de cereale; Prière de revoir les quantités prises de ces produits. Incohérence!! Dans ce ménage, chaque individus consomme par jour 61.56184 Kg  de cereale; Prière de revoir les quantités prises de ces produits.</w:t>
       </w:r>
     </w:p>
     <w:p>
@@ -3510,6 +3922,29 @@
           <w:sz w:val="20"/>
         </w:rPr>
         <w:t>- Avertissement!! Le ménage (vit en milieu urbain) se débarrasse de ses ordures ménagères soit par le Dépotoir sauvage, brûle et enterre, prière de corriger ou confirmer avec le QG.</w:t>
+      </w:r>
+    </w:p>
+    <w:p>
+      <w:r>
+        <w:rPr>
+          <w:b/>
+          <w:color w:val="4672C4"/>
+          <w:sz w:val="22"/>
+        </w:rPr>
+        <w:t>&gt;&gt; Section12 - Actifs du menage</w:t>
+      </w:r>
+    </w:p>
+    <w:p>
+      <w:pPr>
+        <w:ind w:left="283"/>
+      </w:pPr>
+      <w:r>
+        <w:rPr>
+          <w:sz w:val="20"/>
+        </w:rPr>
+        <w:t xml:space="preserve">- Attention ! Bonbonne de gaz a été revendu à 30000 Fcfa qui est relativement élevé par rapport aux autres prix de revente observés dans cette zone. Prière de corriger ou de confirmer avec le QG. </w:t>
+        <w:br/>
+        <w:t>- Attention ! Tapis a été revendu à 30000 Fcfa qui est relativement élevé par rapport aux autres prix de revente observés dans cette zone. Prière de corriger ou de confirmer avec le QG.</w:t>
       </w:r>
     </w:p>
     <w:p>
@@ -3855,7 +4290,7 @@
           </w:tcPr>
           <w:p>
             <w:r/>
-            <w:hyperlink r:id="rId13">
+            <w:hyperlink r:id="rId15">
               <w:r>
                 <w:rPr>
                   <w:color w:val="0563C1"/>
@@ -3887,7 +4322,7 @@
         <w:rPr>
           <w:sz w:val="20"/>
         </w:rPr>
-        <w:t>- Il est obligatoire de prendre les coordonnées Gps avant d'administrer le questionnaire. Prière de prendre les coordonnées GPS.</w:t>
+        <w:t>- Le questionnaire semble ne pas être complètement fini mais le questionnaire est en statut complet, prière de compléter le questionnaire. Il est obligatoire de prendre les coordonnées Gps avant d'administrer le questionnaire. Prière de prendre les coordonnées GPS.</w:t>
       </w:r>
     </w:p>
     <w:p>
@@ -3908,11 +4343,9 @@
         <w:rPr>
           <w:sz w:val="20"/>
         </w:rPr>
-        <w:t xml:space="preserve">- Incoherence! Ndeye mbaye dispose d'un téléphone portable à s01q39, donc la raison évoquée ne peut pas être (ne dispose pas d'appareil). </w:t>
+        <w:t xml:space="preserve">- Attention ! Le montant (5000 Fcfa) dépensé ou reçu en cadeau pour les cartes prépayées, les transferts de crédit et les abonnements de  Moussa Mbaye est relativement élevé par rapport aux autres montants depansés observés dans cette zone. Prière de corriger ou de confirmer avec le QG. Attention ! Le montant (5000 Fcfa) dépensé ou reçu en cadeau pour les recharges internet ou de forfaits de données mobiles(hors appels vocaux), aucours des 30 derniers jours de  Moussa Mbaye est relativement élevé par rapport aux autres montants depansés observés dans cette zone. Prière de corriger ou de confirmer avec le QG. </w:t>
         <w:br/>
-        <w:t xml:space="preserve">- La raison principale pour laquelle que khady sarr est venu vivre dans cette localité est vieillesse et semble exister dans les modalités, prière de prendre attache avec le QG pour plus d'explication afin de la classer bien. </w:t>
-        <w:br/>
-        <w:t>- Les données sur les niveaux d'études, les fonctions et les caracteristiques sociodemographiques du père biologique de Moussa Mbaye manquent. Veuillez les renseigner. Avertissement!! L'âge (15) ans du premier mariage de Moussa Mbaye semble incoherent. Prière de vérifier cette information auprès de l'enquêté et de corriger si nécessaire.</w:t>
+        <w:t>- Incoherence! Ndeye mbaye dispose d'un téléphone portable à s01q39, donc la raison évoquée ne peut pas être (ne dispose pas d'appareil).</w:t>
       </w:r>
     </w:p>
     <w:p>
@@ -3939,36 +4372,13 @@
         <w:br/>
         <w:t xml:space="preserve">- Peu probable! Bintou seck  n'arrive pas  à comprendre un petit texte lu dans une langue locale (s02q03). Veuillez corriger ou donner des explications au QG. Peu probable! Bintou seck  ne sait ni lire, ni écrire, ni comprendre dans aucune des langues  (s02q01,s02q02,s02q03). Veuillez corriger ou donner des explications au QG. </w:t>
         <w:br/>
+        <w:t xml:space="preserve">- Peu probable! Moussa Mbaye  n'arrive pas  à comprendre un petit texte lu dans une langue locale (s02q03). Veuillez corriger ou donner des explications au QG. </w:t>
+        <w:br/>
         <w:t xml:space="preserve">- Peu probable! Ndeye mbaye  n'arrive pas  à comprendre un petit texte lu dans une langue locale (s02q03). Veuillez corriger ou donner des explications au QG. Peu probable! Ndeye mbaye  ne sait ni lire, ni écrire, ni comprendre dans aucune des langues  (s02q01,s02q02,s02q03). Veuillez corriger ou donner des explications au QG. </w:t>
         <w:br/>
         <w:t xml:space="preserve">- Peu probable! Ousseynou mbaye  n'arrive pas  à comprendre un petit texte lu dans une langue locale (s02q03). Veuillez corriger ou donner des explications au QG. </w:t>
         <w:br/>
         <w:t>- Peu probable! khady sarr  n'arrive pas  à comprendre un petit texte lu dans une langue locale (s02q03). Veuillez corriger ou donner des explications au QG. Peu probable! khady sarr  ne sait ni lire, ni écrire, ni comprendre dans aucune des langues  (s02q01,s02q02,s02q03). Veuillez corriger ou donner des explications au QG.</w:t>
-      </w:r>
-    </w:p>
-    <w:p>
-      <w:r>
-        <w:rPr>
-          <w:b/>
-          <w:color w:val="4672C4"/>
-          <w:sz w:val="22"/>
-        </w:rPr>
-        <w:t>&gt;&gt; Section3 - Sante</w:t>
-      </w:r>
-    </w:p>
-    <w:p>
-      <w:pPr>
-        <w:ind w:left="283"/>
-      </w:pPr>
-      <w:r>
-        <w:rPr>
-          <w:sz w:val="20"/>
-        </w:rPr>
-        <w:t xml:space="preserve">- ||  Ali mbaye s'est consulté la première fois pour cet épisode de maladie dans camps militaire de bango et semble exister dans les modalités, prière de prendre attache avec le QG pour plus d'explication afin de la classer bien. </w:t>
-        <w:br/>
-        <w:t xml:space="preserve">-  Mansour mbaye s'est consulté la première fois pour cet épisode de maladie dans camps militaire de bango et semble exister dans les modalités, prière de prendre attache avec le QG pour plus d'explication afin de la classer bien. </w:t>
-        <w:br/>
-        <w:t>-  Ndeye mbaye s'est consulté la première fois pour cet épisode de maladie dans camps militaire de bango et semble exister dans les modalités, prière de prendre attache avec le QG pour plus d'explication afin de la classer bien.</w:t>
       </w:r>
     </w:p>
     <w:p>
@@ -4014,8 +4424,6 @@
         <w:rPr>
           <w:sz w:val="20"/>
         </w:rPr>
-        <w:t xml:space="preserve">- AvertissementBintou seck  travaille mais les questions relatives à son emploi principal ne sont pas renseignées à 100%, prière de les renseigner. </w:t>
-        <w:br/>
         <w:t>- Nombre de mois exercé par Ousseynou mbaye dans l'emploi au cours des 12 derniers mois semble faible, veuillez corriger s'il vous plait ou comfirmer avec le QG.</w:t>
       </w:r>
     </w:p>
@@ -4037,30 +4445,7 @@
         <w:rPr>
           <w:sz w:val="20"/>
         </w:rPr>
-        <w:t xml:space="preserve">- Avertissement!!! Bintou seck a demandé un crédit auprès d'une institution financière au cours des 12 derniers mois, qui a obtenu un crédit auprès d'une de ces institutions au cours des 12 derniers mois dit n'avoir pas beneficer de crédit immobilier. Veuillez vous rassurez réellement que la personne n'a pas affecté de crédit immobilier. </w:t>
-        <w:br/>
-        <w:t>- Il est impératif de renseigner la question : #Est-ce que Moussa Mbaye possède un compte dans les établissements financiers suivants ou une carte prépayée ?# même si la personne ne dispose pas de compte, veuillez les renseigner s'il vous plaît.</w:t>
-      </w:r>
-    </w:p>
-    <w:p>
-      <w:r>
-        <w:rPr>
-          <w:b/>
-          <w:color w:val="4672C4"/>
-          <w:sz w:val="22"/>
-        </w:rPr>
-        <w:t>&gt;&gt; Section7a2 - Repas pris a l'exterieur du menage</w:t>
-      </w:r>
-    </w:p>
-    <w:p>
-      <w:pPr>
-        <w:ind w:left="283"/>
-      </w:pPr>
-      <w:r>
-        <w:rPr>
-          <w:sz w:val="20"/>
-        </w:rPr>
-        <w:t>- La section sur le repas pris à l'extérieur du ménage du membre Moussa Mbaye n'est pas renseignée à 100 %. Prière de vérifier l'ensemble des questions relatives à ce membre et de les renseigner en totalité.</w:t>
+        <w:t>- Avertissement!!! Bintou seck a demandé un crédit auprès d'une institution financière au cours des 12 derniers mois, qui a obtenu un crédit auprès d'une de ces institutions au cours des 12 derniers mois dit n'avoir pas beneficer de crédit immobilier. Veuillez vous rassurez réellement que la personne n'a pas affecté de crédit immobilier.</w:t>
       </w:r>
     </w:p>
     <w:p>
@@ -4081,7 +4466,7 @@
         <w:rPr>
           <w:sz w:val="20"/>
         </w:rPr>
-        <w:t>- Attention ! Le prix unitaire d'achat (1300 Fcfa) de Beurre en Pot (Petit) est relativement élevé par rapport aux autres prix observés dans cette zone. Prière de corriger ou de confirmer avec le QG. Attention ! Le prix unitaire d'achat (200 Fcfa) de Choux en Morceau (Portion) (Petit) est relativement élevé par rapport aux autres prix observés dans cette zone. Prière de corriger ou de confirmer avec le QG. Attention ! Le prix unitaire d'achat (400 Fcfa) de Viande de bœuf: filet, faux-filet en Kg (taille unique) est relativement faible par rapport aux autres prix observés dans cette zone. Prière de corriger ou de confirmer avec le QG. Attention ! Soupçons de quantité anormale! Le ménage de MOUSSA MBAYE avec une taille de 8 personnes a consommé 6.12 Kg en taille unique de Oignon frais qui est relativement élevé comme consommation par rapport à la condition de vie des autres ménages de même taille dans cette zone. Prière de corriger ou de confirmer avec le QG. Avertissement!! La quantité (5.75 litre) du produit Huile de soja  consommée  par le ménage semble très élevé, prière de corriger ou confirmer avec le QG. Avertissement!!! Le ménage a consommé 0.12 Kg taille unique de Gombo frais, cette quantité semble anormale pour une consommation des 7 derniers jours. prière de corriger ou de confirmer avec le QG. Attention ! Soupçons de quantité anormale! Le ménage de MOUSSA MBAYE avec une taille de 8 personnes a consommé .12 Kg en taille unique de Gombo frais qui est relativement élevé comme consommation par rapport à la condition de vie des autres ménages de même taille dans cette zone. Prière de corriger ou de confirmer avec le QG. Avertissement!!! Le ménage a consommé 7 Paquet Petit de Thé en sachet, cette quantité semble anormale pour une consommation des 7 derniers jours.Prière de corriger ou de confirmer avec le QG. Avertissement!! le prix unitaire (100 Fcfa) de Thé en sachet (unité: Paquet) de taille Petit est très faible ou élevé. Prière de corriger ou de confirmer avec le QG. Avertissement!!! Le ménage a consommé 9 Morceau (Portion) Moyen de Carpe séchée, cette quantité semble anormale pour une consommation des 7 derniers jours.Prière de corriger ou de confirmer avec le QG. Incohérence!! Dans ce ménage, chaque individus consomme par jour 30.33429 Kg  de cereale; Prière de revoir les quantités prises de ces produits. Incohérence!! Dans ce ménage, chaque individus consomme par jour 30.33429 Kg  de cereale; Prière de revoir les quantités prises de ces produits. Incohérence!! Dans ce ménage, chaque individus consomme par jour 30.33429 Kg  de cereale; Prière de revoir les quantités prises de ces produits.</w:t>
+        <w:t>- Attention ! Le prix unitaire d'achat (200 Fcfa) de Choux en Morceau (Portion) (Petit) est relativement élevé par rapport aux autres prix observés dans cette zone. Prière de corriger ou de confirmer avec le QG. Attention ! Le prix unitaire d'achat (200 Fcfa) de Mayonnaise en Sachets (Petit) est relativement élevé par rapport aux autres prix observés dans cette zone. Prière de corriger ou de confirmer avec le QG. Attention ! Le prix unitaire d'achat (400 Fcfa) de Viande de bœuf: filet, faux-filet en Kg (taille unique) est relativement faible par rapport aux autres prix observés dans cette zone. Prière de corriger ou de confirmer avec le QG. Attention ! Soupçons de quantité anormale! Le ménage de MOUSSA MBAYE avec une taille de 8 personnes a consommé 37 miche en Moyen de Pain moderne (Baguette) qui est relativement élevé comme consommation par rapport à la condition de vie des autres ménages de même taille dans cette zone. Prière de corriger ou de confirmer avec le QG. Attention ! Soupçons de quantité anormale! Le ménage de MOUSSA MBAYE avec une taille de 8 personnes a consommé 4 Kg en taille unique de Pomme de terre qui est relativement élevé comme consommation par rapport à la condition de vie des autres ménages de même taille dans cette zone. Prière de corriger ou de confirmer avec le QG. Attention ! Soupçons de quantité anormale! Le ménage de MOUSSA MBAYE avec une taille de 8 personnes a consommé 6.12 Kg en taille unique de Oignon frais qui est relativement élevé comme consommation par rapport à la condition de vie des autres ménages de même taille dans cette zone. Prière de corriger ou de confirmer avec le QG. Avertissement!! La quantité (5.75 litre) du produit Huile de soja  consommée  par le ménage semble très élevé, prière de corriger ou confirmer avec le QG. Avertissement!!! Le ménage a consommé 0.12 Kg taille unique de Gombo frais, cette quantité semble anormale pour une consommation des 7 derniers jours. prière de corriger ou de confirmer avec le QG. Attention ! Le prix unitaire d'achat (2083.333 Fcfa) de Gombo frais en Kg (taille unique) est relativement élevé par rapport aux autres prix observés dans cette zone. Prière de corriger ou de confirmer avec le QG. Attention ! Soupçons de quantité anormale! Le ménage de MOUSSA MBAYE avec une taille de 8 personnes a consommé .12 Kg en taille unique de Gombo frais qui est relativement élevé comme consommation par rapport à la condition de vie des autres ménages de même taille dans cette zone. Prière de corriger ou de confirmer avec le QG. Avertissement!!! Le ménage a consommé 7 Paquet Petit de Thé en sachet, cette quantité semble anormale pour une consommation des 7 derniers jours.Prière de corriger ou de confirmer avec le QG. Avertissement!! le prix unitaire (100 Fcfa) de Thé en sachet (unité: Paquet) de taille Petit est très faible ou élevé. Prière de corriger ou de confirmer avec le QG. Avertissement!!! Le ménage a consommé 9 Morceau (Portion) Moyen de Carpe séchée, cette quantité semble anormale pour une consommation des 7 derniers jours.Prière de corriger ou de confirmer avec le QG. Incohérence!! Dans ce ménage, chaque individus consomme par jour 49.1975 Kg  de cereale; Prière de revoir les quantités prises de ces produits. Incohérence!! Dans ce ménage, chaque individus consomme par jour 49.1975 Kg  de cereale; Prière de revoir les quantités prises de ces produits. Incohérence!! Dans ce ménage, chaque individus consomme par jour 49.1975 Kg  de cereale; Prière de revoir les quantités prises de ces produits.</w:t>
       </w:r>
     </w:p>
     <w:p>
@@ -4469,7 +4854,7 @@
           </w:tcPr>
           <w:p>
             <w:r/>
-            <w:hyperlink r:id="rId14">
+            <w:hyperlink r:id="rId16">
               <w:r>
                 <w:rPr>
                   <w:color w:val="0563C1"/>
@@ -4567,27 +4952,6 @@
           <w:color w:val="4672C4"/>
           <w:sz w:val="22"/>
         </w:rPr>
-        <w:t>&gt;&gt; Section3 - Sante</w:t>
-      </w:r>
-    </w:p>
-    <w:p>
-      <w:pPr>
-        <w:ind w:left="283"/>
-      </w:pPr>
-      <w:r>
-        <w:rPr>
-          <w:sz w:val="20"/>
-        </w:rPr>
-        <w:t>- Ndeye limalé pene s'est consulté la première fois pour cet épisode de maladie dans camps militaire de bango et semble exister dans les modalités, prière de prendre attache avec le QG pour plus d'explication afin de la classer bien.</w:t>
-      </w:r>
-    </w:p>
-    <w:p>
-      <w:r>
-        <w:rPr>
-          <w:b/>
-          <w:color w:val="4672C4"/>
-          <w:sz w:val="22"/>
-        </w:rPr>
         <w:t>&gt;&gt; Section4a - Emploi</w:t>
       </w:r>
     </w:p>
@@ -4641,7 +5005,7 @@
         <w:rPr>
           <w:sz w:val="20"/>
         </w:rPr>
-        <w:t>- Attention ! Le prix unitaire d'achat (50 Fcfa) de Piment séché en Sachets (Tres petit) est relativement élevé par rapport aux autres prix observés dans cette zone. Prière de corriger ou de confirmer avec le QG. Avertissement!! La quantité (3.75 litre) du produit Huile de soja  consommée  par le ménage semble très élevé, prière de corriger ou confirmer avec le QG. Avertissement!!! Le ménage a consommé 7 Paquet Tres petit de Thé en sachet, cette quantité semble anormale pour une consommation des 7 derniers jours.Prière de corriger ou de confirmer avec le QG. Avertissement!! le prix unitaire (100 Fcfa) de Thé en sachet (unité: Paquet) de taille Tres petit est très faible ou élevé. Prière de corriger ou de confirmer avec le QG. Incohérence!! Dans ce ménage, chaque individus consomme par jour 29.4146 Kg  de cereale; Prière de revoir les quantités prises de ces produits. Incohérence!! Dans ce ménage, chaque individus consomme par jour 29.4146 Kg  de cereale; Prière de revoir les quantités prises de ces produits.</w:t>
+        <w:t>- Attention ! Le prix unitaire d'achat (400 Fcfa) de Macaroni en Kg (taille unique) est relativement faible par rapport aux autres prix observés dans cette zone. Prière de corriger ou de confirmer avec le QG. Attention ! Le prix unitaire d'achat (500 Fcfa) de Sucre en poudre  en Kg (taille unique) est relativement faible par rapport aux autres prix observés dans cette zone. Prière de corriger ou de confirmer avec le QG. Attention ! Soupçons de quantité anormale! Le ménage de ABDOU KHADRE PENE avec une taille de 9 personnes a consommé 7 Kg en taille unique de Sucre en poudre  qui est relativement élevé comme consommation par rapport à la condition de vie des autres ménages de même taille dans cette zone. Prière de corriger ou de confirmer avec le QG. Avertissement!! La quantité (3.75 litre) du produit Huile de soja  consommée  par le ménage semble très élevé, prière de corriger ou confirmer avec le QG. Avertissement!!! Le ménage a consommé 7 Paquet Tres petit de Thé en sachet, cette quantité semble anormale pour une consommation des 7 derniers jours.Prière de corriger ou de confirmer avec le QG. Avertissement!! le prix unitaire (100 Fcfa) de Thé en sachet (unité: Paquet) de taille Tres petit est très faible ou élevé. Prière de corriger ou de confirmer avec le QG. Incohérence!! Dans ce ménage, chaque individus consomme par jour 50.88683 Kg  de cereale; Prière de revoir les quantités prises de ces produits. Incohérence!! Dans ce ménage, chaque individus consomme par jour 50.88683 Kg  de cereale; Prière de revoir les quantités prises de ces produits.</w:t>
       </w:r>
     </w:p>
     <w:p>
@@ -5029,7 +5393,7 @@
           </w:tcPr>
           <w:p>
             <w:r/>
-            <w:hyperlink r:id="rId15">
+            <w:hyperlink r:id="rId17">
               <w:r>
                 <w:rPr>
                   <w:color w:val="0563C1"/>
@@ -5061,7 +5425,7 @@
         <w:rPr>
           <w:sz w:val="20"/>
         </w:rPr>
-        <w:t>- Prière de renseigner toutes les informations du ménage dans la section 0 avant d'entamer les autres informations. Il est obligatoire de prendre les coordonnées Gps avant d'administrer le questionnaire. Prière de prendre les coordonnées GPS.</w:t>
+        <w:t>- Il est obligatoire de prendre les coordonnées Gps avant d'administrer le questionnaire. Prière de prendre les coordonnées GPS.</w:t>
       </w:r>
     </w:p>
     <w:p>
@@ -5087,6 +5451,8 @@
         <w:t xml:space="preserve">- Peu probable! Mouhamed sow  n'arrive pas  à comprendre un petit texte lu dans une langue locale (s02q03). Veuillez corriger ou donner des explications au QG. </w:t>
         <w:br/>
         <w:t xml:space="preserve">- Peu probable! ibrahima sow  n'arrive pas  à comprendre un petit texte lu dans une langue locale (s02q03). Veuillez corriger ou donner des explications au QG. </w:t>
+        <w:br/>
+        <w:t xml:space="preserve">- Peu probable! khady sow  n'arrive pas  à comprendre un petit texte lu dans une langue locale (s02q03). Veuillez corriger ou donner des explications au QG. Peu probable! khady sow  ne sait ni lire, ni écrire, ni comprendre dans aucune des langues  (s02q01,s02q02,s02q03). Veuillez corriger ou donner des explications au QG. </w:t>
         <w:br/>
         <w:t>- Peu probable! yacine sow  n'arrive pas  à comprendre un petit texte lu dans une langue locale (s02q03). Veuillez corriger ou donner des explications au QG. Peu probable! yacine sow  ne sait ni lire, ni écrire, ni comprendre dans aucune des langues  (s02q01,s02q02,s02q03). Veuillez corriger ou donner des explications au QG.</w:t>
       </w:r>
@@ -5123,27 +5489,6 @@
           <w:color w:val="4672C4"/>
           <w:sz w:val="22"/>
         </w:rPr>
-        <w:t>&gt;&gt; Section4b - Emploi - Activite principale</w:t>
-      </w:r>
-    </w:p>
-    <w:p>
-      <w:pPr>
-        <w:ind w:left="283"/>
-      </w:pPr>
-      <w:r>
-        <w:rPr>
-          <w:sz w:val="20"/>
-        </w:rPr>
-        <w:t>- AvertissementAbdourakhmane  sow  travaille mais les questions relatives à son emploi principal ne sont pas renseignées à 100%, prière de les renseigner.</w:t>
-      </w:r>
-    </w:p>
-    <w:p>
-      <w:r>
-        <w:rPr>
-          <w:b/>
-          <w:color w:val="4672C4"/>
-          <w:sz w:val="22"/>
-        </w:rPr>
         <w:t>&gt;&gt; Section7b - Consommation alimentaire - 7 jours</w:t>
       </w:r>
     </w:p>
@@ -5155,28 +5500,7 @@
         <w:rPr>
           <w:sz w:val="20"/>
         </w:rPr>
-        <w:t>- Attention ! Le prix unitaire d'achat (300 Fcfa) de Lait concentré non-sucré en Pot (Petit) est relativement faible par rapport aux autres prix observés dans cette zone. Prière de corriger ou de confirmer avec le QG. Avertissement!! La quantité (5 litre) du produit Huile de soja  consommée  par le ménage semble très élevé, prière de corriger ou confirmer avec le QG. Avertissement!!!Le ménage a consommé 1100 Bouteille de Moyen de Jus de fruits type 1 (orange, ananas, bissap, gingembre, jus de cajou, etc.)  ce qui semble incoherent pour une consommation aucours des 7 derniers jours, prière de verifier et corriger. Incohérence!! Dans ce ménage, chaque individus consomme par jour 34.74691 Kg  de cereale; Prière de revoir les quantités prises de ces produits. Incohérence!! Dans ce ménage, chaque individus consomme par jour 34.74691 Kg  de cereale; Prière de revoir les quantités prises de ces produits. Le ménage a consommé Oignon frais mais les informations sur la quantité, l'unité ou la taille ne sont pas renseignées.Prière de renseigner. Le prix d'achat unitaire (1 Fcfa) de Cube alimentaire (Maggi, Jumbo, ) en Cube de taille Petit  est invraisemblable, prière de regarder les reponses prises dans les questions s07bq07a s07bq07b s07bq07c s07bq08 pour mieux corriger. Attention ! Le prix unitaire d'achat (1 Fcfa) de Cube alimentaire (Maggi, Jumbo, ) en Cube (Petit) est relativement faible par rapport aux autres prix observés dans cette zone. Prière de corriger ou de confirmer avec le QG.</w:t>
-      </w:r>
-    </w:p>
-    <w:p>
-      <w:r>
-        <w:rPr>
-          <w:b/>
-          <w:color w:val="4672C4"/>
-          <w:sz w:val="22"/>
-        </w:rPr>
-        <w:t>&gt;&gt; Section9e - Depenses non-alimentaires - 6 mois</w:t>
-      </w:r>
-    </w:p>
-    <w:p>
-      <w:pPr>
-        <w:ind w:left="283"/>
-      </w:pPr>
-      <w:r>
-        <w:rPr>
-          <w:sz w:val="20"/>
-        </w:rPr>
-        <w:t>- Peu plausible! le montant de la dépense pour Vêtements hommes (15 ans et plus): chemise, pantalon, veste, ensemble, vêtements de travail, etc. semble élevé. Veuillez, s'il vous plaît, confirmer cette information avec le QG ou la corriger.</w:t>
+        <w:t>- Attention ! Le prix unitaire d'achat (100 Fcfa) de Poisson de mer séché (yayeboye) en Morceau (Portion) (Tres petit) est relativement élevé par rapport aux autres prix observés dans cette zone. Prière de corriger ou de confirmer avec le QG. Attention ! Le prix unitaire d'achat (300 Fcfa) de Lait concentré non-sucré en Pot (Petit) est relativement faible par rapport aux autres prix observés dans cette zone. Prière de corriger ou de confirmer avec le QG. Avertissement!! La quantité (5 litre) du produit Huile de soja  consommée  par le ménage semble très élevé, prière de corriger ou confirmer avec le QG. Avertissement!!!Le ménage a consommé 1100 Bouteille de Moyen de Jus de fruits type 1 (orange, ananas, bissap, gingembre, jus de cajou, etc.)  ce qui semble incoherent pour une consommation aucours des 7 derniers jours, prière de verifier et corriger. Incohérence!! Dans ce ménage, chaque individus consomme par jour 67.68143 Kg  de cereale; Prière de revoir les quantités prises de ces produits. Incohérence!! Dans ce ménage, chaque individus consomme par jour 67.68143 Kg  de cereale; Prière de revoir les quantités prises de ces produits. Le prix d'achat unitaire (1 Fcfa) de Cube alimentaire (Maggi, Jumbo, ) en Cube de taille Petit  est invraisemblable, prière de regarder les reponses prises dans les questions s07bq07a s07bq07b s07bq07c s07bq08 pour mieux corriger. Attention ! Le prix unitaire d'achat (1 Fcfa) de Cube alimentaire (Maggi, Jumbo, ) en Cube (Petit) est relativement faible par rapport aux autres prix observés dans cette zone. Prière de corriger ou de confirmer avec le QG.</w:t>
       </w:r>
     </w:p>
     <w:p>
@@ -5218,9 +5542,7 @@
         <w:rPr>
           <w:sz w:val="20"/>
         </w:rPr>
-        <w:t xml:space="preserve">- Le montant dépensé de l'entreprise confection tailleur en achat de matières premières pour les produits vendus au cours des 30 derniers jours ou durant le dernier mois où l'entreprise a fonctionné ne peut pas être supéreur aux montants obtenus sur la vente de produits transformés par l'entreprise au cours de cette même période où l'entreprise a fonctionné (s10q49 &gt; s10q48), prière de corriger. L'entreprise confection tailleur a depensé en achat de matières premières pour les produits vendus (s10q49 different de 0) mais dit n'avoir réçu aucune somme sur la vente de produits transformés (s10q48 est égal à 0), prière de fournir de l'effort pour estimer le montant obtenu sur la vente vente de produits transformés. La main d'oeuvre familiale pour khady sow ayant travaillé dans cette entreprise confection tailleur aucours des 12 derniers mois n'est pas renseigner. Prière de reneigner toutes les informations qui lui concerne. La main d'oeuvre sariale de khady sow ayant travaillé dans cette entreprise confection tailleur aucours des 30 derniers jours n'est pas renseigner. Prière de reneigner toutes les informations qui lui concerne. </w:t>
-        <w:br/>
-        <w:t>- Prière de renseigner les montants dans les champs (s10q46 s10q47 s10q48 s10q49 s10q50 s10q51 s10q52 s10q53 s10q54 s10q55 s10q56 s10q57), mettre 0 si l'entreprise transformation thiere n'a pas effectué des dépenses ou faire des reventes des marchandises ou des produits ou rendre de service.Cette entreprise transformation thiere dit avoir obtenu une valeur sur les marchandises vendu en etat, les marchandises vendu après transformation et les services rendus. Prière de corriger. Cette entreprise transformation thiere dit avoir obtenu une valeur sur les marchandises vendu en etat et les marchandises vendu après transformation. La main d'oeuvre familiale pour khady sow ayant travaillé dans cette entreprise transformation thiere aucours des 12 derniers mois n'est pas renseigner. Prière de reneigner toutes les informations qui lui concerne. La main d'oeuvre sariale de khady sow ayant travaillé dans cette entreprise transformation thiere aucours des 30 derniers jours n'est pas renseigner. Prière de reneigner toutes les informations qui lui concerne.</w:t>
+        <w:t>- Le montant dépensé de l'entreprise confection tailleur en achat de matières premières pour les produits vendus au cours des 30 derniers jours ou durant le dernier mois où l'entreprise a fonctionné ne peut pas être supéreur aux montants obtenus sur la vente de produits transformés par l'entreprise au cours de cette même période où l'entreprise a fonctionné (s10q49 &gt; s10q48), prière de corriger. L'entreprise confection tailleur a depensé en achat de matières premières pour les produits vendus (s10q49 different de 0) mais dit n'avoir réçu aucune somme sur la vente de produits transformés (s10q48 est égal à 0), prière de fournir de l'effort pour estimer le montant obtenu sur la vente vente de produits transformés.</w:t>
       </w:r>
     </w:p>
     <w:p>
@@ -5262,9 +5584,11 @@
         <w:rPr>
           <w:sz w:val="20"/>
         </w:rPr>
-        <w:t xml:space="preserve">- Avertissement!! La question s12q04 n'a pas été renseigner pour l'article: Mixeur/Presse-fruits non électrique, prière de renseigner. </w:t>
+        <w:t xml:space="preserve">- Attention ! Armoires et autres meubles a été achété à 300000 Fcfa est relativement élevé par rapport aux autres prix d'achat observés dans cette zone. Prière de corriger ou de confirmer avec le QG. </w:t>
         <w:br/>
-        <w:t>- Le prix de revente de l'article  Antenne parabolique / décodeur ne doit pas être égal 0 même si le ménage l'a reçu en cadeau prière de leurs aider à faire une estimations.</w:t>
+        <w:t xml:space="preserve">- Attention ! Radio simple/Radiocassette a été achété à 12000 Fcfa est relativement élevé par rapport aux autres prix d'achat observés dans cette zone. Prière de corriger ou de confirmer avec le QG. </w:t>
+        <w:br/>
+        <w:t>- Le prix de revente de l'article  Antenne parabolique / décodeur ne doit pas être égal 0 même si le ménage l'a reçu en cadeau prière de leurs aider à faire une estimations. Attention ! Antenne parabolique / décodeur a été achété à 30000 Fcfa est relativement élevé par rapport aux autres prix d'achat observés dans cette zone. Prière de corriger ou de confirmer avec le QG.</w:t>
       </w:r>
     </w:p>
     <w:p>
@@ -5287,7 +5611,7 @@
         </w:rPr>
         <w:t xml:space="preserve">- L'enquêteur prière de fournir d'effort pour avoir le niveau d'étude et l'âge de celui qui a envoyé/donné de l'argent dans la section 13a (Transfert reçu). L'âge de celui qui a envoyé/donné de l'argent dans la section 13a (Transfert reçu) semble  élévé, prière de corriger ou confirmer ave le QG. </w:t>
         <w:br/>
-        <w:t>- L'âge de celui qui a envoyé/donné de l'argent dans la section 13a (Transfert reçu) semble  élévé, prière de corriger ou confirmer ave le QG.</w:t>
+        <w:t>- L'enquêteur prière de fournir d'effort pour avoir le niveau d'étude et l'âge de celui qui a envoyé/donné de l'argent dans la section 13a (Transfert reçu). L'âge de celui qui a envoyé/donné de l'argent dans la section 13a (Transfert reçu) semble  élévé, prière de corriger ou confirmer ave le QG.</w:t>
       </w:r>
     </w:p>
     <w:p>
@@ -5313,12 +5637,327 @@
     </w:p>
     <w:p>
       <w:r>
+        <w:t>________________________________________________________________________________</w:t>
+      </w:r>
+    </w:p>
+    <w:p>
+      <w:pPr>
+        <w:pStyle w:val="Heading2"/>
+      </w:pPr>
+      <w:r>
+        <w:t>Menage 12</w:t>
+      </w:r>
+    </w:p>
+    <w:tbl>
+      <w:tblPr>
+        <w:tblStyle w:val="TableGrid"/>
+        <w:tblW w:type="auto" w:w="0"/>
+        <w:tblLook w:firstColumn="1" w:firstRow="1" w:lastColumn="0" w:lastRow="0" w:noHBand="0" w:noVBand="1" w:val="04A0"/>
+      </w:tblPr>
+      <w:tblGrid>
+        <w:gridCol w:w="1662"/>
+        <w:gridCol w:w="1662"/>
+        <w:gridCol w:w="1662"/>
+        <w:gridCol w:w="1662"/>
+        <w:gridCol w:w="1662"/>
+        <w:gridCol w:w="1662"/>
+      </w:tblGrid>
+      <w:tr>
+        <w:tc>
+          <w:tcPr>
+            <w:tcW w:type="dxa" w:w="1662"/>
+            <w:shd w:fill="5B9BD5"/>
+          </w:tcPr>
+          <w:p>
+            <w:r>
+              <w:rPr>
+                <w:b/>
+                <w:color w:val="FFFFFF"/>
+                <w:sz w:val="16"/>
+              </w:rPr>
+              <w:t>Interview Key</w:t>
+            </w:r>
+          </w:p>
+        </w:tc>
+        <w:tc>
+          <w:tcPr>
+            <w:tcW w:type="dxa" w:w="1662"/>
+            <w:shd w:fill="5B9BD5"/>
+          </w:tcPr>
+          <w:p>
+            <w:r>
+              <w:rPr>
+                <w:b/>
+                <w:color w:val="FFFFFF"/>
+                <w:sz w:val="16"/>
+              </w:rPr>
+              <w:t>Interview ID</w:t>
+            </w:r>
+          </w:p>
+        </w:tc>
+        <w:tc>
+          <w:tcPr>
+            <w:tcW w:type="dxa" w:w="1662"/>
+            <w:shd w:fill="5B9BD5"/>
+          </w:tcPr>
+          <w:p>
+            <w:r>
+              <w:rPr>
+                <w:b/>
+                <w:color w:val="FFFFFF"/>
+                <w:sz w:val="16"/>
+              </w:rPr>
+              <w:t>ID Agent</w:t>
+            </w:r>
+          </w:p>
+        </w:tc>
+        <w:tc>
+          <w:tcPr>
+            <w:tcW w:type="dxa" w:w="1662"/>
+            <w:shd w:fill="5B9BD5"/>
+          </w:tcPr>
+          <w:p>
+            <w:r>
+              <w:rPr>
+                <w:b/>
+                <w:color w:val="FFFFFF"/>
+                <w:sz w:val="16"/>
+              </w:rPr>
+              <w:t>ID Equipe</w:t>
+            </w:r>
+          </w:p>
+        </w:tc>
+        <w:tc>
+          <w:tcPr>
+            <w:tcW w:type="dxa" w:w="1662"/>
+            <w:shd w:fill="5B9BD5"/>
+          </w:tcPr>
+          <w:p>
+            <w:r>
+              <w:rPr>
+                <w:b/>
+                <w:color w:val="FFFFFF"/>
+                <w:sz w:val="16"/>
+              </w:rPr>
+              <w:t>Agent</w:t>
+            </w:r>
+          </w:p>
+        </w:tc>
+        <w:tc>
+          <w:tcPr>
+            <w:tcW w:type="dxa" w:w="1662"/>
+            <w:shd w:fill="5B9BD5"/>
+          </w:tcPr>
+          <w:p>
+            <w:r>
+              <w:rPr>
+                <w:b/>
+                <w:color w:val="FFFFFF"/>
+                <w:sz w:val="16"/>
+              </w:rPr>
+              <w:t>Chef d'equipe</w:t>
+            </w:r>
+          </w:p>
+        </w:tc>
+      </w:tr>
+      <w:tr>
+        <w:tc>
+          <w:tcPr>
+            <w:tcW w:type="dxa" w:w="1662"/>
+          </w:tcPr>
+          <w:p>
+            <w:r>
+              <w:rPr>
+                <w:sz w:val="14"/>
+              </w:rPr>
+              <w:t>73-04-49-14</w:t>
+            </w:r>
+          </w:p>
+        </w:tc>
+        <w:tc>
+          <w:tcPr>
+            <w:tcW w:type="dxa" w:w="1662"/>
+          </w:tcPr>
+          <w:p>
+            <w:r>
+              <w:rPr>
+                <w:sz w:val="14"/>
+              </w:rPr>
+              <w:t>c4312e122bad490fa93483e444d9139f</w:t>
+            </w:r>
+          </w:p>
+        </w:tc>
+        <w:tc>
+          <w:tcPr>
+            <w:tcW w:type="dxa" w:w="1662"/>
+          </w:tcPr>
+          <w:p>
+            <w:r>
+              <w:rPr>
+                <w:sz w:val="14"/>
+              </w:rPr>
+              <w:t>EQ16_enq1</w:t>
+            </w:r>
+          </w:p>
+        </w:tc>
+        <w:tc>
+          <w:tcPr>
+            <w:tcW w:type="dxa" w:w="1662"/>
+          </w:tcPr>
+          <w:p>
+            <w:r>
+              <w:rPr>
+                <w:sz w:val="14"/>
+              </w:rPr>
+              <w:t>Equipe16</w:t>
+            </w:r>
+          </w:p>
+        </w:tc>
+        <w:tc>
+          <w:tcPr>
+            <w:tcW w:type="dxa" w:w="1662"/>
+          </w:tcPr>
+          <w:p>
+            <w:r>
+              <w:rPr>
+                <w:sz w:val="14"/>
+              </w:rPr>
+              <w:t>Ousseynou BOYE</w:t>
+            </w:r>
+          </w:p>
+        </w:tc>
+        <w:tc>
+          <w:tcPr>
+            <w:tcW w:type="dxa" w:w="1662"/>
+          </w:tcPr>
+          <w:p>
+            <w:r>
+              <w:rPr>
+                <w:sz w:val="14"/>
+              </w:rPr>
+              <w:t>Maimouna Kourmang</w:t>
+            </w:r>
+          </w:p>
+        </w:tc>
+      </w:tr>
+    </w:tbl>
+    <w:p/>
+    <w:tbl>
+      <w:tblPr>
+        <w:tblStyle w:val="TableGrid"/>
+        <w:tblW w:type="auto" w:w="0"/>
+        <w:tblLook w:firstColumn="1" w:firstRow="1" w:lastColumn="0" w:lastRow="0" w:noHBand="0" w:noVBand="1" w:val="04A0"/>
+      </w:tblPr>
+      <w:tblGrid>
+        <w:gridCol w:w="3324"/>
+        <w:gridCol w:w="3324"/>
+        <w:gridCol w:w="3324"/>
+      </w:tblGrid>
+      <w:tr>
+        <w:tc>
+          <w:tcPr>
+            <w:tcW w:type="dxa" w:w="3324"/>
+            <w:shd w:fill="70AD47"/>
+          </w:tcPr>
+          <w:p>
+            <w:r>
+              <w:rPr>
+                <w:b/>
+                <w:color w:val="FFFFFF"/>
+                <w:sz w:val="18"/>
+              </w:rPr>
+              <w:t>Chef de Menage</w:t>
+            </w:r>
+          </w:p>
+        </w:tc>
+        <w:tc>
+          <w:tcPr>
+            <w:tcW w:type="dxa" w:w="3324"/>
+            <w:shd w:fill="70AD47"/>
+          </w:tcPr>
+          <w:p>
+            <w:r>
+              <w:rPr>
+                <w:b/>
+                <w:color w:val="FFFFFF"/>
+                <w:sz w:val="18"/>
+              </w:rPr>
+              <w:t>Quartier/Village (s00q05)</w:t>
+            </w:r>
+          </w:p>
+        </w:tc>
+        <w:tc>
+          <w:tcPr>
+            <w:tcW w:type="dxa" w:w="3324"/>
+            <w:shd w:fill="70AD47"/>
+          </w:tcPr>
+          <w:p>
+            <w:r>
+              <w:rPr>
+                <w:b/>
+                <w:color w:val="FFFFFF"/>
+                <w:sz w:val="18"/>
+              </w:rPr>
+              <w:t>Localisation GPS</w:t>
+            </w:r>
+          </w:p>
+        </w:tc>
+      </w:tr>
+      <w:tr>
+        <w:tc>
+          <w:tcPr>
+            <w:tcW w:type="dxa" w:w="3324"/>
+          </w:tcPr>
+          <w:p>
+            <w:r>
+              <w:rPr>
+                <w:sz w:val="18"/>
+              </w:rPr>
+              <w:t>MOUSSA SYLLA</w:t>
+            </w:r>
+          </w:p>
+        </w:tc>
+        <w:tc>
+          <w:tcPr>
+            <w:tcW w:type="dxa" w:w="3324"/>
+          </w:tcPr>
+          <w:p>
+            <w:r>
+              <w:rPr>
+                <w:sz w:val="18"/>
+              </w:rPr>
+              <w:t>N/A</w:t>
+            </w:r>
+          </w:p>
+        </w:tc>
+        <w:tc>
+          <w:tcPr>
+            <w:tcW w:type="dxa" w:w="3324"/>
+          </w:tcPr>
+          <w:p>
+            <w:r/>
+            <w:hyperlink r:id="rId18">
+              <w:r>
+                <w:rPr>
+                  <w:color w:val="0563C1"/>
+                  <w:u w:val="single"/>
+                </w:rPr>
+                <w:t>khar yalla</w:t>
+              </w:r>
+            </w:hyperlink>
+          </w:p>
+        </w:tc>
+      </w:tr>
+    </w:tbl>
+    <w:p/>
+    <w:p>
+      <w:r>
         <w:rPr>
           <w:b/>
           <w:color w:val="4672C4"/>
           <w:sz w:val="22"/>
         </w:rPr>
-        <w:t>&gt;&gt; Section19 - Equipements agricoles</w:t>
+        <w:t>&gt;&gt; Section0 - Identification et renseignements de controle</w:t>
       </w:r>
     </w:p>
     <w:p>
@@ -5329,7 +5968,224 @@
         <w:rPr>
           <w:sz w:val="20"/>
         </w:rPr>
-        <w:t>- Prière de renseigner toutes les questions de la section 19, prière de prendre Non (s19q03) au cas ou le ménage ne possède cet article au lieu de laisser le champs non renseigner.</w:t>
+        <w:t>- Le questionnaire semble ne pas être complètement fini mais le questionnaire est en statut complet, prière de compléter le questionnaire.</w:t>
+      </w:r>
+    </w:p>
+    <w:p>
+      <w:r>
+        <w:rPr>
+          <w:b/>
+          <w:color w:val="4672C4"/>
+          <w:sz w:val="22"/>
+        </w:rPr>
+        <w:t>&gt;&gt; Section1 - Caracteristiques des membres</w:t>
+      </w:r>
+    </w:p>
+    <w:p>
+      <w:pPr>
+        <w:ind w:left="283"/>
+      </w:pPr>
+      <w:r>
+        <w:rPr>
+          <w:sz w:val="20"/>
+        </w:rPr>
+        <w:t xml:space="preserve">- Avertissement!!!  Kadiatou Camara  ne possède pas le téléphone android, n'utilise régulièrement pas un téléphone appartenant à une autre personne mais a accès à l'internet, merci de confirmer cette information avec le QG. L'ethni de Kadiatou Camara est sousou, prière de bien classer cet ethni qui existe soit dans la liste des ethni ou n'éxiste pas comme ethni. </w:t>
+        <w:br/>
+        <w:t xml:space="preserve">-  Avertissement!!!  Moussa Sylla  ne possède pas le téléphone android, a accès à l'internet , prière de confirmer cette information. L'ethni de Moussa Sylla est sousou, prière de bien classer cet ethni qui existe soit dans la liste des ethni ou n'éxiste pas comme ethni. </w:t>
+        <w:br/>
+        <w:t xml:space="preserve">- L'ethni de Binta Sylla est sousou, prière de bien classer cet ethni qui existe soit dans la liste des ethni ou n'éxiste pas comme ethni. </w:t>
+        <w:br/>
+        <w:t xml:space="preserve">- L'ethni de khady Camara est Sousou, prière de bien classer cet ethni qui existe soit dans la liste des ethni ou n'éxiste pas comme ethni. </w:t>
+        <w:br/>
+        <w:t xml:space="preserve">- Les informations sur l'acte de naissance (ni Jours, ni mois et ni années) de  Ousmane 1 Sylla  manquent, s'il vous plait pouvez-vous fournir d'effort pour avoir ces informations. </w:t>
+        <w:br/>
+        <w:t>- Les informations sur l'acte de naissance (ni Jours, ni mois et ni années) de  Souleymane Camara  manquent, s'il vous plait pouvez-vous fournir d'effort pour avoir ces informations.</w:t>
+      </w:r>
+    </w:p>
+    <w:p>
+      <w:r>
+        <w:rPr>
+          <w:b/>
+          <w:color w:val="4672C4"/>
+          <w:sz w:val="22"/>
+        </w:rPr>
+        <w:t>&gt;&gt; Section2 - Education</w:t>
+      </w:r>
+    </w:p>
+    <w:p>
+      <w:pPr>
+        <w:ind w:left="283"/>
+      </w:pPr>
+      <w:r>
+        <w:rPr>
+          <w:sz w:val="20"/>
+        </w:rPr>
+        <w:t xml:space="preserve">- Le montant des frais pour les cahiers et autres matériels scolaires pour l'année scolaire de Binta Sylla est faible ou élevé, veuillez, s'il vous plait, confirmer ces informations avec le QG ou apporter les corrections nécessaires. </w:t>
+        <w:br/>
+        <w:t xml:space="preserve">- Peu probable! Babacar Sow  n'arrive pas  à comprendre un petit texte lu dans une langue locale (s02q03). Veuillez corriger ou donner des explications au QG. Peu probable! Babacar Sow  ne sait ni lire, ni écrire, ni comprendre dans aucune des langues  (s02q01,s02q02,s02q03). Veuillez corriger ou donner des explications au QG. </w:t>
+        <w:br/>
+        <w:t xml:space="preserve">- Peu probable! Fatimata Sylla  n'arrive pas  à comprendre un petit texte lu dans une langue locale (s02q03). Veuillez corriger ou donner des explications au QG. Peu probable! Fatimata Sylla  ne sait ni lire, ni écrire, ni comprendre dans aucune des langues  (s02q01,s02q02,s02q03). Veuillez corriger ou donner des explications au QG. </w:t>
+        <w:br/>
+        <w:t xml:space="preserve">- Peu probable! Kadiatou Camara  n'arrive pas  à comprendre un petit texte lu dans une langue locale (s02q03). Veuillez corriger ou donner des explications au QG. Dans les milieux urbains c'est peu probable de voir une école dont les élèves ou étudiants ne dépensent pas en frais d'uniformes, prière de verifier pour Kadiatou Camara et corriger ou confirmer avec le QG. </w:t>
+        <w:br/>
+        <w:t xml:space="preserve">- Peu probable! Ousmane 1 Sylla  n'arrive pas  à comprendre un petit texte lu dans une langue locale (s02q03). Veuillez corriger ou donner des explications au QG. Peu probable! Ousmane 1 Sylla  ne sait ni lire, ni écrire, ni comprendre dans aucune des langues  (s02q01,s02q02,s02q03). Veuillez corriger ou donner des explications au QG. </w:t>
+        <w:br/>
+        <w:t xml:space="preserve">- Peu probable! Ousmane 2 Sylla  n'arrive pas  à comprendre un petit texte lu dans une langue locale (s02q03). Veuillez corriger ou donner des explications au QG. </w:t>
+        <w:br/>
+        <w:t xml:space="preserve">- Peu probable! Salif Camara  n'arrive pas  à comprendre un petit texte lu dans une langue locale (s02q03). Veuillez corriger ou donner des explications au QG. </w:t>
+        <w:br/>
+        <w:t xml:space="preserve">- Peu probable! Souleymane Camara  n'arrive pas  à comprendre un petit texte lu dans une langue locale (s02q03). Veuillez corriger ou donner des explications au QG. Peu probable! Souleymane Camara  ne sait ni lire, ni écrire, ni comprendre dans aucune des langues  (s02q01,s02q02,s02q03). Veuillez corriger ou donner des explications au QG. </w:t>
+        <w:br/>
+        <w:t>- Peu probable! khady Camara  n'arrive pas  à comprendre un petit texte lu dans une langue locale (s02q03). Veuillez corriger ou donner des explications au QG.</w:t>
+      </w:r>
+    </w:p>
+    <w:p>
+      <w:r>
+        <w:rPr>
+          <w:b/>
+          <w:color w:val="4672C4"/>
+          <w:sz w:val="22"/>
+        </w:rPr>
+        <w:t>&gt;&gt; Section3 - Sante</w:t>
+      </w:r>
+    </w:p>
+    <w:p>
+      <w:pPr>
+        <w:ind w:left="283"/>
+      </w:pPr>
+      <w:r>
+        <w:rPr>
+          <w:sz w:val="20"/>
+        </w:rPr>
+        <w:t>- Le moyen principal que [NOM] utilise pour se protéger des piqûres de moustiques en dehors de la moustiquaire est Allumer le ventilateur et semble exister dans les modalités, prière de prendre attache avec le QG pour plus d'explication afin de la classer bien.</w:t>
+      </w:r>
+    </w:p>
+    <w:p>
+      <w:r>
+        <w:rPr>
+          <w:b/>
+          <w:color w:val="4672C4"/>
+          <w:sz w:val="22"/>
+        </w:rPr>
+        <w:t>&gt;&gt; Section4a - Emploi</w:t>
+      </w:r>
+    </w:p>
+    <w:p>
+      <w:pPr>
+        <w:ind w:left="283"/>
+      </w:pPr>
+      <w:r>
+        <w:rPr>
+          <w:sz w:val="20"/>
+        </w:rPr>
+        <w:t xml:space="preserve">- Avertissement! Fatimata Sylla n'a consacré aucune heure pour aucun des travaux du ménage, prière de regarder les réponses prises dans les questions (s04q01 s04q02 s04q03 s04q04 s04q05 s04q06 s04q07 s04q08). </w:t>
+        <w:br/>
+        <w:t>- Avertissement! Généralement les jeunes hommes (10 à 25ans) font des travaux ménager soit apprendre les enfants à reviser leurs léçons ou d'autres cours, Salif Camara n'a consacré aucune heure pour les travaux cités en s04q01, s04q02, s04q03, s04q04, s04q05, s04q06, s04q07 et s04q08.Prière de regarder pour corriger ou confirmer avec le QG.</w:t>
+      </w:r>
+    </w:p>
+    <w:p>
+      <w:r>
+        <w:rPr>
+          <w:b/>
+          <w:color w:val="4672C4"/>
+          <w:sz w:val="22"/>
+        </w:rPr>
+        <w:t>&gt;&gt; Section4c - Emploi - Activite secondaire</w:t>
+      </w:r>
+    </w:p>
+    <w:p>
+      <w:pPr>
+        <w:ind w:left="283"/>
+      </w:pPr>
+      <w:r>
+        <w:rPr>
+          <w:sz w:val="20"/>
+        </w:rPr>
+        <w:t>- Le revenu de Moussa Sylla est de 0, il ne doit pas être égal à 0. Prière de fournir d'effort pour estimer le revenu de Moussa Sylla.</w:t>
+      </w:r>
+    </w:p>
+    <w:p>
+      <w:r>
+        <w:rPr>
+          <w:b/>
+          <w:color w:val="4672C4"/>
+          <w:sz w:val="22"/>
+        </w:rPr>
+        <w:t>&gt;&gt; Section7b - Consommation alimentaire - 7 jours</w:t>
+      </w:r>
+    </w:p>
+    <w:p>
+      <w:pPr>
+        <w:ind w:left="283"/>
+      </w:pPr>
+      <w:r>
+        <w:rPr>
+          <w:sz w:val="20"/>
+        </w:rPr>
+        <w:t>- Avertissement!!! Le ménage a consommé 5 Paquet Petit de Thé en sachet, cette quantité semble anormale pour une consommation des 7 derniers jours.Prière de corriger ou de confirmer avec le QG. Avertissement!! le prix unitaire (100 Fcfa) de Thé en sachet (unité: Paquet) de taille Petit est très faible ou élevé. Prière de corriger ou de confirmer avec le QG. Incohérence!! Dans ce ménage, chaque individus consomme par jour 33.9026 Kg  de cereale; Prière de revoir les quantités prises de ces produits.</w:t>
+      </w:r>
+    </w:p>
+    <w:p>
+      <w:r>
+        <w:rPr>
+          <w:b/>
+          <w:color w:val="4672C4"/>
+          <w:sz w:val="22"/>
+        </w:rPr>
+        <w:t>&gt;&gt; Section11 - Caracteristiques logement</w:t>
+      </w:r>
+    </w:p>
+    <w:p>
+      <w:pPr>
+        <w:ind w:left="283"/>
+      </w:pPr>
+      <w:r>
+        <w:rPr>
+          <w:sz w:val="20"/>
+        </w:rPr>
+        <w:t>- Le montant (FCFA) du loyer mensuel payé pour un logement comme le votre dans ce village/quartier est trop élevé, Veuillez s'il vous plaît corriger cette information. Avertissement!! Le ménage (vit en milieu urbain) se débarrasse de ses ordures ménagères soit par le Dépotoir sauvage, brûle et enterre, prière de corriger ou confirmer avec le QG.</w:t>
+      </w:r>
+    </w:p>
+    <w:p>
+      <w:r>
+        <w:rPr>
+          <w:b/>
+          <w:color w:val="4672C4"/>
+          <w:sz w:val="22"/>
+        </w:rPr>
+        <w:t>&gt;&gt; Section14 - Chocs</w:t>
+      </w:r>
+    </w:p>
+    <w:p>
+      <w:pPr>
+        <w:ind w:left="283"/>
+      </w:pPr>
+      <w:r>
+        <w:rPr>
+          <w:sz w:val="20"/>
+        </w:rPr>
+        <w:t>- Avertissement!! Le ménage n'a été négativement affecté par aucun des problèmes donnés dans la section 14. Confirmez vous cette information avec le QG?</w:t>
+      </w:r>
+    </w:p>
+    <w:p>
+      <w:r>
+        <w:rPr>
+          <w:b/>
+          <w:color w:val="4672C4"/>
+          <w:sz w:val="22"/>
+        </w:rPr>
+        <w:t>&gt;&gt; Section16a - Champs et parcelles</w:t>
+      </w:r>
+    </w:p>
+    <w:p>
+      <w:pPr>
+        <w:ind w:left="283"/>
+      </w:pPr>
+      <w:r>
+        <w:rPr>
+          <w:sz w:val="20"/>
+        </w:rPr>
+        <w:t>- La section 16 du ménage de SOULEYMANE CAMARA n'est pas renseigné, prière de renseigner.</w:t>
       </w:r>
     </w:p>
     <w:p>
@@ -5633,7 +6489,7 @@
           </w:tcPr>
           <w:p>
             <w:r/>
-            <w:hyperlink r:id="rId13">
+            <w:hyperlink r:id="rId15">
               <w:r>
                 <w:rPr>
                   <w:color w:val="0563C1"/>
@@ -5723,27 +6579,6 @@
           <w:color w:val="4672C4"/>
           <w:sz w:val="22"/>
         </w:rPr>
-        <w:t>&gt;&gt; Section4b - Emploi - Activite principale</w:t>
-      </w:r>
-    </w:p>
-    <w:p>
-      <w:pPr>
-        <w:ind w:left="283"/>
-      </w:pPr>
-      <w:r>
-        <w:rPr>
-          <w:sz w:val="20"/>
-        </w:rPr>
-        <w:t>- AvertissementBabacar niang  travaille mais les questions relatives à son emploi principal ne sont pas renseignées à 100%, prière de les renseigner.</w:t>
-      </w:r>
-    </w:p>
-    <w:p>
-      <w:r>
-        <w:rPr>
-          <w:b/>
-          <w:color w:val="4672C4"/>
-          <w:sz w:val="22"/>
-        </w:rPr>
         <w:t>&gt;&gt; Section4c - Emploi - Activite secondaire</w:t>
       </w:r>
     </w:p>
@@ -5765,27 +6600,6 @@
           <w:color w:val="4672C4"/>
           <w:sz w:val="22"/>
         </w:rPr>
-        <w:t>&gt;&gt; Section5 - Revenus hors emploi</w:t>
-      </w:r>
-    </w:p>
-    <w:p>
-      <w:pPr>
-        <w:ind w:left="283"/>
-      </w:pPr>
-      <w:r>
-        <w:rPr>
-          <w:sz w:val="20"/>
-        </w:rPr>
-        <w:t>- Avertissement!! Le monatant annuel du revenu de mobiliers et fianaciers de Babacar niang est aberrant, veuillez revoir et corriger ou confirmer le montant avec le QG.</w:t>
-      </w:r>
-    </w:p>
-    <w:p>
-      <w:r>
-        <w:rPr>
-          <w:b/>
-          <w:color w:val="4672C4"/>
-          <w:sz w:val="22"/>
-        </w:rPr>
         <w:t>&gt;&gt; Section7b - Consommation alimentaire - 7 jours</w:t>
       </w:r>
     </w:p>
@@ -5797,7 +6611,7 @@
         <w:rPr>
           <w:sz w:val="20"/>
         </w:rPr>
-        <w:t>- Le ménage a consommé Ail mais les informations sur la quantité, l'unité ou la taille ne sont pas renseignées.Prière de renseigner. Le ménage a consommé Aubergine   mais les informations sur la quantité, l'unité ou la taille ne sont pas renseignées.Prière de renseigner. Le ménage a consommé Aubergine sauvage  mais les informations sur la quantité, l'unité ou la taille ne sont pas renseignées.Prière de renseigner. Le ménage a consommé Autres légumes secs n.d.a. mais les informations sur la quantité, l'unité ou la taille ne sont pas renseignées.Prière de renseigner. Le ménage a consommé Autres pâtes alimentaires mais les informations sur la quantité, l'unité ou la taille ne sont pas renseignées.Prière de renseigner. Le ménage a consommé Beurre mais les informations sur la quantité, l'unité ou la taille ne sont pas renseignées.Prière de renseigner. Le ménage a consommé Café en poudre soluble mais les informations sur la quantité, l'unité ou la taille ne sont pas renseignées.Prière de renseigner. Le ménage a consommé Capitaine frais mais les informations sur la quantité, l'unité ou la taille ne sont pas renseignées.Prière de renseigner. Le ménage a consommé Carotte mais les informations sur la quantité, l'unité ou la taille ne sont pas renseignées.Prière de renseigner. Le ménage a consommé Choux mais les informations sur la quantité, l'unité ou la taille ne sont pas renseignées.Prière de renseigner. Le ménage a consommé Concentré de tomate mais les informations sur la quantité, l'unité ou la taille ne sont pas renseignées.Prière de renseigner. Le ménage a consommé Farine de blé locale ou importée mais les informations sur la quantité, l'unité ou la taille ne sont pas renseignées.Prière de renseigner. Le ménage a consommé Feuilles de  Haricot mais les informations sur la quantité, l'unité ou la taille ne sont pas renseignées.Prière de renseigner. Le ménage a consommé Huile de soja  mais les informations sur la quantité, l'unité ou la taille ne sont pas renseignées.Prière de renseigner. Le ménage a consommé Lait caillé mais les informations sur la quantité, l'unité ou la taille ne sont pas renseignées.Prière de renseigner. Le ménage a consommé Lait en poudre mais les informations sur la quantité, l'unité ou la taille ne sont pas renseignées.Prière de renseigner. Le ménage a consommé Manioc en tubercules mais les informations sur la quantité, l'unité ou la taille ne sont pas renseignées.Prière de renseigner. Le ménage a consommé Mil mais les informations sur la quantité, l'unité ou la taille ne sont pas renseignées.Prière de renseigner. Le ménage a consommé Oignon frais mais les informations sur la quantité, l'unité ou la taille ne sont pas renseignées.Prière de renseigner. Le ménage a consommé Pain moderne (Baguette) mais les informations sur la quantité, l'unité ou la taille ne sont pas renseignées.Prière de renseigner. Le ménage a consommé Pain moderne (Rond) mais les informations sur la quantité, l'unité ou la taille ne sont pas renseignées.Prière de renseigner. Le ménage a consommé Patate douce mais les informations sur la quantité, l'unité ou la taille ne sont pas renseignées.Prière de renseigner. Le ménage a consommé Piment frais mais les informations sur la quantité, l'unité ou la taille ne sont pas renseignées.Prière de renseigner. Le ménage a consommé Piment séché mais les informations sur la quantité, l'unité ou la taille ne sont pas renseignées.Prière de renseigner. Le ménage a consommé Poireau mais les informations sur la quantité, l'unité ou la taille ne sont pas renseignées.Prière de renseigner. Le ménage a consommé Poisson de mer séché (yayeboye) mais les informations sur la quantité, l'unité ou la taille ne sont pas renseignées.Prière de renseigner. Le ménage a consommé Poisson frais type 9 mais les informations sur la quantité, l'unité ou la taille ne sont pas renseignées.Prière de renseigner. Le ménage a consommé Poivre mais les informations sur la quantité, l'unité ou la taille ne sont pas renseignées.Prière de renseigner. Le ménage a consommé Poivron frais mais les informations sur la quantité, l'unité ou la taille ne sont pas renseignées.Prière de renseigner. Le ménage a consommé Pomme de terre mais les informations sur la quantité, l'unité ou la taille ne sont pas renseignées.Prière de renseigner. Le ménage a consommé Riz local fumé (malo-woussou) mais les informations sur la quantité, l'unité ou la taille ne sont pas renseignées.Prière de renseigner. Le ménage a consommé Sel mais les informations sur la quantité, l'unité ou la taille ne sont pas renseignées.Prière de renseigner. Difficile de consommer le Sel en   prière de verifier. Le ménage a consommé Soumbala (moutarde africaine) mais les informations sur la quantité, l'unité ou la taille ne sont pas renseignées.Prière de renseigner. Le ménage a consommé Sucre en poudre  mais les informations sur la quantité, l'unité ou la taille ne sont pas renseignées.Prière de renseigner. Le ménage a consommé Thé en sachet mais les informations sur la quantité, l'unité ou la taille ne sont pas renseignées.Prière de renseigner. Avertissement!!! Le ménage a consommé .a   de Thé en sachet, cette quantité semble anormale pour une consommation des 7 derniers jours.Les ménages consomment géneralement en sachet ou en paquet, prière de corriger ou de confirmer avec le QG. Le ménage a consommé Viande de bœuf: filet, faux-filet mais les informations sur la quantité, l'unité ou la taille ne sont pas renseignées.Prière de renseigner. Le ménage a consommé Viande de poulet entier mais les informations sur la quantité, l'unité ou la taille ne sont pas renseignées.Prière de renseigner. Le ménage a consommé Vinaigre de vin mais les informations sur la quantité, l'unité ou la taille ne sont pas renseignées.Prière de renseigner.</w:t>
+        <w:t>- Attention ! Le prix unitaire d'achat (100 Fcfa) de Poivre en Sachets (Petit) est relativement élevé par rapport aux autres prix observés dans cette zone. Prière de corriger ou de confirmer avec le QG. Attention ! Le prix unitaire d'achat (225 Fcfa) de Café en poudre soluble en Sachets industriel (Petit) est relativement élevé par rapport aux autres prix observés dans cette zone. Prière de corriger ou de confirmer avec le QG. Attention ! Le prix unitaire d'achat (400 Fcfa) de Lait en poudre en Sachets (Petit) est relativement élevé par rapport aux autres prix observés dans cette zone. Prière de corriger ou de confirmer avec le QG. Avertissement!! La quantité (4.12 litre) du produit Huile de soja  consommée  par le ménage semble très élevé, prière de corriger ou confirmer avec le QG. Avertissement!!! Le ménage a consommé 0.12 Kg taille unique de Farine de blé locale ou importée, cette quantité semble anormale pour une consommation des 7 derniers jours. prière de corriger ou de confirmer avec le QG. Incohérence!! Dans ce ménage, chaque individus consomme par jour 100.7705 Kg  de cereale; Prière de revoir les quantités prises de ces produits. Avertissement!!! Le ménage a consommé 10 Pièce Petit de Poisson frais type 9, cette quantité semble anormale pour une consommation des 7 derniers jours.Prière de corriger ou de confirmer avec le QG. Avertissement!!! Le ménage a consommé 13 Pièce Petit de Poisson de mer séché (yayeboye), cette quantité semble anormale pour une consommation des 7 derniers jours.Prière de corriger ou de confirmer avec le QG. Avertissement!!! Le ménage a consommé 14 Paquet Petit de Thé en sachet, cette quantité semble anormale pour une consommation des 7 derniers jours.Prière de corriger ou de confirmer avec le QG. Avertissement!! le prix unitaire (75 Fcfa) de Thé en sachet (unité: Paquet) de taille Petit est très faible ou élevé. Prière de corriger ou de confirmer avec le QG. Attention ! Le prix unitaire d'achat (75 Fcfa) de Thé en sachet en Paquet (Petit) est relativement faible par rapport aux autres prix observés dans cette zone. Prière de corriger ou de confirmer avec le QG. Attention ! Soupçons de quantité anormale! Le ménage de BABACAR NIANG avec une taille de 6 personnes a consommé 14 Paquet en Petit de Thé en sachet qui est relativement élevé comme consommation par rapport à la condition de vie des autres ménages de même taille dans cette zone. Prière de corriger ou de confirmer avec le QG. Avertissement!!! Le ménage a consommé 20 Pièce Petit de Capitaine frais, cette quantité semble anormale pour une consommation des 7 derniers jours.Prière de corriger ou de confirmer avec le QG. Incohérence!! Dans ce ménage, chaque individus consomme par jour 100.7705 Kg  de cereale; Prière de revoir les quantités prises de ces produits. Incohérence!! Dans ce ménage, chaque individus consomme par jour 100.7705 Kg  de cereale; Prière de revoir les quantités prises de ces produits.</w:t>
       </w:r>
     </w:p>
     <w:p>
@@ -5828,27 +6642,6 @@
           <w:color w:val="4672C4"/>
           <w:sz w:val="22"/>
         </w:rPr>
-        <w:t>&gt;&gt; Section10b - caracteristiques entreprise non agricole</w:t>
-      </w:r>
-    </w:p>
-    <w:p>
-      <w:pPr>
-        <w:ind w:left="283"/>
-      </w:pPr>
-      <w:r>
-        <w:rPr>
-          <w:sz w:val="20"/>
-        </w:rPr>
-        <w:t>- Le montant dépensé de L'entreprise vente d'habillement pour l'achat de ces marchandises revendues en état, sans transformation ne peut être supérieur aux montants obtenus sur la revente de marchandises achetées et revendues en état au cours des 30 derniers jours ou durant le dernier mois où l'entreprise a fonctionné (s10q47 &gt; s10q46), prière de corriger.</w:t>
-      </w:r>
-    </w:p>
-    <w:p>
-      <w:r>
-        <w:rPr>
-          <w:b/>
-          <w:color w:val="4672C4"/>
-          <w:sz w:val="22"/>
-        </w:rPr>
         <w:t>&gt;&gt; Section11 - Caracteristiques logement</w:t>
       </w:r>
     </w:p>
@@ -5861,6 +6654,27 @@
           <w:sz w:val="20"/>
         </w:rPr>
         <w:t>- Le montant (FCFA) du loyer mensuel payé pour un logement comme le votre dans ce village/quartier est trop élevé, Veuillez s'il vous plaît corriger cette information. Avertissement!! Le ménage (vit en milieu urbain) se débarrasse de ses ordures ménagères soit par le Dépotoir sauvage, brûle et enterre, prière de corriger ou confirmer avec le QG.</w:t>
+      </w:r>
+    </w:p>
+    <w:p>
+      <w:r>
+        <w:rPr>
+          <w:b/>
+          <w:color w:val="4672C4"/>
+          <w:sz w:val="22"/>
+        </w:rPr>
+        <w:t>&gt;&gt; Section12 - Actifs du menage</w:t>
+      </w:r>
+    </w:p>
+    <w:p>
+      <w:pPr>
+        <w:ind w:left="283"/>
+      </w:pPr>
+      <w:r>
+        <w:rPr>
+          <w:sz w:val="20"/>
+        </w:rPr>
+        <w:t>- Attention ! Bonbonne de gaz a été revendu à 30000 Fcfa qui est relativement élevé par rapport aux autres prix de revente observés dans cette zone. Prière de corriger ou de confirmer avec le QG.</w:t>
       </w:r>
     </w:p>
     <w:p>
@@ -6248,7 +7062,7 @@
           </w:tcPr>
           <w:p>
             <w:r/>
-            <w:hyperlink r:id="rId14">
+            <w:hyperlink r:id="rId16">
               <w:r>
                 <w:rPr>
                   <w:color w:val="0563C1"/>
@@ -6280,7 +7094,7 @@
         <w:rPr>
           <w:sz w:val="20"/>
         </w:rPr>
-        <w:t>- Prière de renseigner toutes les informations du ménage dans la section 0 avant d'entamer les autres informations. Le questionnaire semble ne pas être complètement fini mais le questionnaire est en statut complet, prière de compléter le questionnaire. Il est obligatoire de prendre les coordonnées Gps avant d'administrer le questionnaire. Prière de prendre les coordonnées GPS.</w:t>
+        <w:t>- Le questionnaire semble ne pas être complètement fini mais le questionnaire est en statut complet, prière de compléter le questionnaire. Il est obligatoire de prendre les coordonnées Gps avant d'administrer le questionnaire. Prière de prendre les coordonnées GPS.</w:t>
       </w:r>
     </w:p>
     <w:p>
@@ -6420,7 +7234,7 @@
         <w:rPr>
           <w:sz w:val="20"/>
         </w:rPr>
-        <w:t>- Incohérence!! Dans ce ménage, chaque individus consomme par jour 26.73786 Kg  de cereale; Prière de revoir les quantités prises de ces produits. Le ménage a consommé Ail mais les informations sur la quantité, l'unité ou la taille ne sont pas renseignées.Prière de renseigner. Le ménage a consommé Aubergine   mais les informations sur la quantité, l'unité ou la taille ne sont pas renseignées.Prière de renseigner. Le ménage a consommé Aubergine sauvage  mais les informations sur la quantité, l'unité ou la taille ne sont pas renseignées.Prière de renseigner. Le ménage a consommé Autres condiments (persil, céléri, etc.) mais les informations sur la quantité, l'unité ou la taille ne sont pas renseignées.Prière de renseigner. Le ménage a consommé Autres légumes en feuilles mais les informations sur la quantité, l'unité ou la taille ne sont pas renseignées.Prière de renseigner. Le ménage a consommé Beurre mais les informations sur la quantité, l'unité ou la taille ne sont pas renseignées.Prière de renseigner. Le ménage a consommé Café en poudre soluble mais les informations sur la quantité, l'unité ou la taille ne sont pas renseignées.Prière de renseigner. Le ménage a consommé Carotte mais les informations sur la quantité, l'unité ou la taille ne sont pas renseignées.Prière de renseigner. Le ménage a consommé Choux mais les informations sur la quantité, l'unité ou la taille ne sont pas renseignées.Prière de renseigner. Le ménage a consommé Citron mais les informations sur la quantité, l'unité ou la taille ne sont pas renseignées.Prière de renseigner. Le ménage a consommé Concentré de tomate mais les informations sur la quantité, l'unité ou la taille ne sont pas renseignées.Prière de renseigner. Le ménage a consommé Courge mais les informations sur la quantité, l'unité ou la taille ne sont pas renseignées.Prière de renseigner. Le ménage a consommé Cube alimentaire (Maggi, Jumbo, ) mais les informations sur la quantité, l'unité ou la taille ne sont pas renseignées.Prière de renseigner. Le ménage a consommé Escargots mais les informations sur la quantité, l'unité ou la taille ne sont pas renseignées.Prière de renseigner. Le ménage a consommé Farine de maïs mais les informations sur la quantité, l'unité ou la taille ne sont pas renseignées.Prière de renseigner. Le ménage a consommé Farine de mil mais les informations sur la quantité, l'unité ou la taille ne sont pas renseignées.Prière de renseigner. Le ménage a consommé Feuilles de  Haricot mais les informations sur la quantité, l'unité ou la taille ne sont pas renseignées.Prière de renseigner. Le ménage a consommé Fromage mais les informations sur la quantité, l'unité ou la taille ne sont pas renseignées.Prière de renseigner. Le ménage a consommé Lait en poudre mais les informations sur la quantité, l'unité ou la taille ne sont pas renseignées.Prière de renseigner. Le ménage a consommé Manioc en tubercules mais les informations sur la quantité, l'unité ou la taille ne sont pas renseignées.Prière de renseigner. Le ménage a consommé Mayonnaise mais les informations sur la quantité, l'unité ou la taille ne sont pas renseignées.Prière de renseigner. Le ménage a consommé Moutarde mais les informations sur la quantité, l'unité ou la taille ne sont pas renseignées.Prière de renseigner. Le ménage a consommé Mâchoiron Frais mais les informations sur la quantité, l'unité ou la taille ne sont pas renseignées.Prière de renseigner. Le ménage a consommé Oignon frais mais les informations sur la quantité, l'unité ou la taille ne sont pas renseignées.Prière de renseigner. Le ménage a consommé Pain moderne (Baguette) mais les informations sur la quantité, l'unité ou la taille ne sont pas renseignées.Prière de renseigner. Le ménage a consommé Pastèque mais les informations sur la quantité, l'unité ou la taille ne sont pas renseignées.Prière de renseigner. Le ménage a consommé Patate douce mais les informations sur la quantité, l'unité ou la taille ne sont pas renseignées.Prière de renseigner. Le ménage a consommé Petit pois secs mais les informations sur la quantité, l'unité ou la taille ne sont pas renseignées.Prière de renseigner. Le ménage a consommé Piment frais mais les informations sur la quantité, l'unité ou la taille ne sont pas renseignées.Prière de renseigner. Le ménage a consommé Piment séché mais les informations sur la quantité, l'unité ou la taille ne sont pas renseignées.Prière de renseigner. Le ménage a consommé Poisson frais type 11 mais les informations sur la quantité, l'unité ou la taille ne sont pas renseignées.Prière de renseigner. Le ménage a consommé Poisson frais type 8 mais les informations sur la quantité, l'unité ou la taille ne sont pas renseignées.Prière de renseigner. Le ménage a consommé Poivre mais les informations sur la quantité, l'unité ou la taille ne sont pas renseignées.Prière de renseigner. Le ménage a consommé Poivron frais mais les informations sur la quantité, l'unité ou la taille ne sont pas renseignées.Prière de renseigner. Le ménage a consommé Pomme de terre mais les informations sur la quantité, l'unité ou la taille ne sont pas renseignées.Prière de renseigner. Le ménage a consommé Salade (laitue) mais les informations sur la quantité, l'unité ou la taille ne sont pas renseignées.Prière de renseigner. Le ménage a consommé Sel mais les informations sur la quantité, l'unité ou la taille ne sont pas renseignées.Prière de renseigner. Difficile de consommer le Sel en   prière de verifier. Le ménage a consommé Silure séché mais les informations sur la quantité, l'unité ou la taille ne sont pas renseignées.Prière de renseigner. Le ménage a consommé Sucre en poudre  mais les informations sur la quantité, l'unité ou la taille ne sont pas renseignées.Prière de renseigner. Le ménage a consommé Tamarin noir mais les informations sur la quantité, l'unité ou la taille ne sont pas renseignées.Prière de renseigner. Le ménage a consommé Viande de poulet entier mais les informations sur la quantité, l'unité ou la taille ne sont pas renseignées.Prière de renseigner. Le ménage a consommé Vinaigre de vin mais les informations sur la quantité, l'unité ou la taille ne sont pas renseignées.Prière de renseigner. Le ménage a consommé Œufs frais mais les informations sur la quantité, l'unité ou la taille ne sont pas renseignées.Prière de renseigner.</w:t>
+        <w:t>- Attention ! Le prix unitaire d'achat (27.5 Fcfa) de Cube alimentaire (Maggi, Jumbo, ) en Cube (Petit) est relativement faible par rapport aux autres prix observés dans cette zone. Prière de corriger ou de confirmer avec le QG. Attention ! Le prix unitaire d'achat (50 Fcfa) de Ail en Gousse (Moyen) est relativement faible par rapport aux autres prix observés dans cette zone. Prière de corriger ou de confirmer avec le QG. Avertissement!! La quantité (3.25 litre) du produit Huile de soja  consommée  par le ménage semble très élevé, prière de corriger ou confirmer avec le QG. Avertissement!!! Le ménage a consommé 7 Paquet Petit de Thé en sachet, cette quantité semble anormale pour une consommation des 7 derniers jours.Prière de corriger ou de confirmer avec le QG. Incohérence!! Dans ce ménage, chaque individus consomme par jour 47.64071 Kg  de cereale; Prière de revoir les quantités prises de ces produits. Incohérence!! Dans ce ménage, chaque individus consomme par jour 47.64071 Kg  de cereale; Prière de revoir les quantités prises de ces produits.</w:t>
       </w:r>
     </w:p>
     <w:p>
@@ -6485,6 +7299,8 @@
         <w:rPr>
           <w:sz w:val="20"/>
         </w:rPr>
+        <w:t xml:space="preserve">- Attention ! Bonbonne de gaz a été revendu à 30000 Fcfa qui est relativement élevé par rapport aux autres prix de revente observés dans cette zone. Prière de corriger ou de confirmer avec le QG. </w:t>
+        <w:br/>
         <w:t>- Attention ! Ordinateur a été achété à 300000 Fcfa est relativement élevé par rapport aux autres prix d'achat observés dans cette zone. Prière de corriger ou de confirmer avec le QG.</w:t>
       </w:r>
     </w:p>
@@ -6506,7 +7322,7 @@
         <w:rPr>
           <w:sz w:val="20"/>
         </w:rPr>
-        <w:t>- La section 16 du ménage de ALINE THIOUNE n'est pas renseigné, prière de renseigner.</w:t>
+        <w:t>- La section 16 du ménage de FATOU SECK n'est pas renseigné, prière de renseigner.</w:t>
       </w:r>
     </w:p>
     <w:p>
